--- a/rapports/2026-06-06/EQ3/EQ3_enq1_v2/DR_014301230104/70-48-68-97.docx
+++ b/rapports/2026-06-06/EQ3/EQ3_enq1_v2/DR_014301230104/70-48-68-97.docx
@@ -297,7 +297,7 @@
           <w:color w:val="1F6FEB"/>
           <w:sz w:val="22"/>
         </w:rPr>
-        <w:t>⚠ INCOHÉRENCES À CORRIGER (119)</w:t>
+        <w:t>⚠ INCOHÉRENCES À CORRIGER (117)</w:t>
       </w:r>
     </w:p>
     <w:tbl>
@@ -1925,7 +1925,7 @@
                 <w:i w:val="0"/>
                 <w:sz w:val="17"/>
               </w:rPr>
-              <w:t>Incohérence!!! seulement les écoles gouvermentales paient les cotisations (Gouvernement, communauté, ONG ou organisation humanitaire).</w:t>
+              <w:t>Incohérent!! Le niveau d'instruction déclaré par l'un des enfants () au niveau de la section 1 de DJEUMBE   GUEYE diffère de celui donné par DJEUMBE   GUEYE lui-même qui affirme ne pas avoir frequenté l'école formelle.</w:t>
             </w:r>
           </w:p>
         </w:tc>
@@ -1984,7 +1984,7 @@
                 <w:color w:val="16A34A"/>
                 <w:sz w:val="16"/>
               </w:rPr>
-              <w:t>—</w:t>
+              <w:t>s02q33, s01q00b</w:t>
             </w:r>
           </w:p>
         </w:tc>
@@ -2015,7 +2015,7 @@
                 <w:i w:val="0"/>
                 <w:sz w:val="17"/>
               </w:rPr>
-              <w:t>Incohérent!! Le niveau d'instruction déclaré par l'un des enfants () au niveau de la section 1 de DJEUMBE   GUEYE diffère de celui donné par DJEUMBE   GUEYE lui-même qui affirme ne pas avoir frequenté l'école formelle.</w:t>
+              <w:t>Incoherent!!! La dernière fois que ARAME WAGUE a  fréquenté l'école est 9999.</w:t>
             </w:r>
           </w:p>
         </w:tc>
@@ -2048,6 +2048,1806 @@
                 <w:i w:val="0"/>
                 <w:sz w:val="16"/>
               </w:rPr>
+              <w:t>S11</w:t>
+              <w:br/>
+            </w:r>
+            <w:r>
+              <w:rPr>
+                <w:b w:val="0"/>
+                <w:i w:val="0"/>
+                <w:color w:val="64748B"/>
+                <w:sz w:val="14"/>
+              </w:rPr>
+              <w:t>Logement / cadre de vie</w:t>
+            </w:r>
+          </w:p>
+        </w:tc>
+        <w:tc>
+          <w:tcPr>
+            <w:tcW w:type="dxa" w:w="1531"/>
+          </w:tcPr>
+          <w:p>
+            <w:r>
+              <w:rPr>
+                <w:b/>
+                <w:i w:val="0"/>
+                <w:color w:val="16A34A"/>
+                <w:sz w:val="16"/>
+              </w:rPr>
+              <w:t>—</w:t>
+            </w:r>
+          </w:p>
+        </w:tc>
+        <w:tc>
+          <w:tcPr>
+            <w:tcW w:type="dxa" w:w="1191"/>
+          </w:tcPr>
+          <w:p>
+            <w:r>
+              <w:rPr>
+                <w:b w:val="0"/>
+                <w:i w:val="0"/>
+                <w:color w:val="64748B"/>
+                <w:sz w:val="16"/>
+              </w:rPr>
+              <w:t>GT-CQ</w:t>
+            </w:r>
+          </w:p>
+        </w:tc>
+        <w:tc>
+          <w:tcPr>
+            <w:tcW w:type="dxa" w:w="4706"/>
+          </w:tcPr>
+          <w:p>
+            <w:r>
+              <w:rPr>
+                <w:b w:val="0"/>
+                <w:i w:val="0"/>
+                <w:sz w:val="17"/>
+              </w:rPr>
+              <w:t>Incoherent!!! Le nombre de pièces occupés (14) est superieur aux nombres de personnes vivant dans le ménage.</w:t>
+            </w:r>
+          </w:p>
+        </w:tc>
+      </w:tr>
+      <w:tr>
+        <w:tc>
+          <w:tcPr>
+            <w:tcW w:type="dxa" w:w="964"/>
+          </w:tcPr>
+          <w:p>
+            <w:r>
+              <w:rPr>
+                <w:b/>
+                <w:i w:val="0"/>
+                <w:color w:val="DC2626"/>
+                <w:sz w:val="16"/>
+              </w:rPr>
+              <w:t>Haute</w:t>
+            </w:r>
+          </w:p>
+        </w:tc>
+        <w:tc>
+          <w:tcPr>
+            <w:tcW w:type="dxa" w:w="1247"/>
+          </w:tcPr>
+          <w:p>
+            <w:r>
+              <w:rPr>
+                <w:b/>
+                <w:i w:val="0"/>
+                <w:sz w:val="16"/>
+              </w:rPr>
+              <w:t>S11</w:t>
+              <w:br/>
+            </w:r>
+            <w:r>
+              <w:rPr>
+                <w:b w:val="0"/>
+                <w:i w:val="0"/>
+                <w:color w:val="64748B"/>
+                <w:sz w:val="14"/>
+              </w:rPr>
+              <w:t>Logement / cadre de vie</w:t>
+            </w:r>
+          </w:p>
+        </w:tc>
+        <w:tc>
+          <w:tcPr>
+            <w:tcW w:type="dxa" w:w="1531"/>
+          </w:tcPr>
+          <w:p>
+            <w:r>
+              <w:rPr>
+                <w:b/>
+                <w:i w:val="0"/>
+                <w:color w:val="16A34A"/>
+                <w:sz w:val="16"/>
+              </w:rPr>
+              <w:t>—</w:t>
+            </w:r>
+          </w:p>
+        </w:tc>
+        <w:tc>
+          <w:tcPr>
+            <w:tcW w:type="dxa" w:w="1191"/>
+          </w:tcPr>
+          <w:p>
+            <w:r>
+              <w:rPr>
+                <w:b w:val="0"/>
+                <w:i w:val="0"/>
+                <w:color w:val="64748B"/>
+                <w:sz w:val="16"/>
+              </w:rPr>
+              <w:t>GT-CQ</w:t>
+            </w:r>
+          </w:p>
+        </w:tc>
+        <w:tc>
+          <w:tcPr>
+            <w:tcW w:type="dxa" w:w="4706"/>
+          </w:tcPr>
+          <w:p>
+            <w:r>
+              <w:rPr>
+                <w:b w:val="0"/>
+                <w:i w:val="0"/>
+                <w:sz w:val="17"/>
+              </w:rPr>
+              <w:t>Prière de corriger cette incohérence.</w:t>
+            </w:r>
+          </w:p>
+        </w:tc>
+      </w:tr>
+      <w:tr>
+        <w:tc>
+          <w:tcPr>
+            <w:tcW w:type="dxa" w:w="964"/>
+          </w:tcPr>
+          <w:p>
+            <w:r>
+              <w:rPr>
+                <w:b/>
+                <w:i w:val="0"/>
+                <w:color w:val="DC2626"/>
+                <w:sz w:val="16"/>
+              </w:rPr>
+              <w:t>Haute</w:t>
+            </w:r>
+          </w:p>
+        </w:tc>
+        <w:tc>
+          <w:tcPr>
+            <w:tcW w:type="dxa" w:w="1247"/>
+          </w:tcPr>
+          <w:p>
+            <w:r>
+              <w:rPr>
+                <w:b/>
+                <w:i w:val="0"/>
+                <w:sz w:val="16"/>
+              </w:rPr>
+              <w:t>S11</w:t>
+              <w:br/>
+            </w:r>
+            <w:r>
+              <w:rPr>
+                <w:b w:val="0"/>
+                <w:i w:val="0"/>
+                <w:color w:val="64748B"/>
+                <w:sz w:val="14"/>
+              </w:rPr>
+              <w:t>Logement / cadre de vie</w:t>
+            </w:r>
+          </w:p>
+        </w:tc>
+        <w:tc>
+          <w:tcPr>
+            <w:tcW w:type="dxa" w:w="1531"/>
+          </w:tcPr>
+          <w:p>
+            <w:r>
+              <w:rPr>
+                <w:b/>
+                <w:i w:val="0"/>
+                <w:color w:val="16A34A"/>
+                <w:sz w:val="16"/>
+              </w:rPr>
+              <w:t>s01q10, s02q30, s02q34, s03q50, s04q23, s04q24, s04q37, s04q44</w:t>
+            </w:r>
+          </w:p>
+        </w:tc>
+        <w:tc>
+          <w:tcPr>
+            <w:tcW w:type="dxa" w:w="1191"/>
+          </w:tcPr>
+          <w:p>
+            <w:r>
+              <w:rPr>
+                <w:b w:val="0"/>
+                <w:i w:val="0"/>
+                <w:color w:val="64748B"/>
+                <w:sz w:val="16"/>
+              </w:rPr>
+              <w:t>GT-CQ</w:t>
+            </w:r>
+          </w:p>
+        </w:tc>
+        <w:tc>
+          <w:tcPr>
+            <w:tcW w:type="dxa" w:w="4706"/>
+          </w:tcPr>
+          <w:p>
+            <w:r>
+              <w:rPr>
+                <w:b w:val="0"/>
+                <w:i w:val="0"/>
+                <w:sz w:val="17"/>
+              </w:rPr>
+              <w:t>Le montant de la dernière facture d'eau est de 60000 FCFA Tous les 2 mois qui semble incohérent, Prière de vérifier les questions 11.23a et 11.23b auprès du ménage ou confirmer.</w:t>
+            </w:r>
+          </w:p>
+        </w:tc>
+      </w:tr>
+      <w:tr>
+        <w:tc>
+          <w:tcPr>
+            <w:tcW w:type="dxa" w:w="964"/>
+          </w:tcPr>
+          <w:p>
+            <w:r>
+              <w:rPr>
+                <w:b/>
+                <w:i w:val="0"/>
+                <w:color w:val="DC2626"/>
+                <w:sz w:val="16"/>
+              </w:rPr>
+              <w:t>Haute</w:t>
+            </w:r>
+          </w:p>
+        </w:tc>
+        <w:tc>
+          <w:tcPr>
+            <w:tcW w:type="dxa" w:w="1247"/>
+          </w:tcPr>
+          <w:p>
+            <w:r>
+              <w:rPr>
+                <w:b/>
+                <w:i w:val="0"/>
+                <w:sz w:val="16"/>
+              </w:rPr>
+              <w:t>S11</w:t>
+              <w:br/>
+            </w:r>
+            <w:r>
+              <w:rPr>
+                <w:b w:val="0"/>
+                <w:i w:val="0"/>
+                <w:color w:val="64748B"/>
+                <w:sz w:val="14"/>
+              </w:rPr>
+              <w:t>Logement / cadre de vie</w:t>
+            </w:r>
+          </w:p>
+        </w:tc>
+        <w:tc>
+          <w:tcPr>
+            <w:tcW w:type="dxa" w:w="1531"/>
+          </w:tcPr>
+          <w:p>
+            <w:r>
+              <w:rPr>
+                <w:b/>
+                <w:i w:val="0"/>
+                <w:color w:val="16A34A"/>
+                <w:sz w:val="16"/>
+              </w:rPr>
+              <w:t>s01q47__1, s01q47__2, s01q47__3, s01q47__4, s01q47__5, s01q47__6, s01q47__7, s02q15</w:t>
+            </w:r>
+          </w:p>
+        </w:tc>
+        <w:tc>
+          <w:tcPr>
+            <w:tcW w:type="dxa" w:w="1191"/>
+          </w:tcPr>
+          <w:p>
+            <w:r>
+              <w:rPr>
+                <w:b w:val="0"/>
+                <w:i w:val="0"/>
+                <w:color w:val="64748B"/>
+                <w:sz w:val="16"/>
+              </w:rPr>
+              <w:t>GT-CQ</w:t>
+            </w:r>
+          </w:p>
+        </w:tc>
+        <w:tc>
+          <w:tcPr>
+            <w:tcW w:type="dxa" w:w="4706"/>
+          </w:tcPr>
+          <w:p>
+            <w:r>
+              <w:rPr>
+                <w:b w:val="0"/>
+                <w:i w:val="0"/>
+                <w:sz w:val="17"/>
+              </w:rPr>
+              <w:t>Le montant de l'eau acheté auprès des vendeurs ou auprès d'un autre ménage au cours de 30 derniers jours est de 8000 FCFA qui semble incoherent, prière de vérifier la question 11.25 auprès du ménage ou confirmer.</w:t>
+            </w:r>
+          </w:p>
+        </w:tc>
+      </w:tr>
+      <w:tr>
+        <w:tc>
+          <w:tcPr>
+            <w:tcW w:type="dxa" w:w="964"/>
+          </w:tcPr>
+          <w:p>
+            <w:r>
+              <w:rPr>
+                <w:b/>
+                <w:i w:val="0"/>
+                <w:color w:val="DC2626"/>
+                <w:sz w:val="16"/>
+              </w:rPr>
+              <w:t>Haute</w:t>
+            </w:r>
+          </w:p>
+        </w:tc>
+        <w:tc>
+          <w:tcPr>
+            <w:tcW w:type="dxa" w:w="1247"/>
+          </w:tcPr>
+          <w:p>
+            <w:r>
+              <w:rPr>
+                <w:b/>
+                <w:i w:val="0"/>
+                <w:sz w:val="16"/>
+              </w:rPr>
+              <w:t>S11</w:t>
+              <w:br/>
+            </w:r>
+            <w:r>
+              <w:rPr>
+                <w:b w:val="0"/>
+                <w:i w:val="0"/>
+                <w:color w:val="64748B"/>
+                <w:sz w:val="14"/>
+              </w:rPr>
+              <w:t>Logement / cadre de vie</w:t>
+            </w:r>
+          </w:p>
+        </w:tc>
+        <w:tc>
+          <w:tcPr>
+            <w:tcW w:type="dxa" w:w="1531"/>
+          </w:tcPr>
+          <w:p>
+            <w:r>
+              <w:rPr>
+                <w:b/>
+                <w:i w:val="0"/>
+                <w:color w:val="16A34A"/>
+                <w:sz w:val="16"/>
+              </w:rPr>
+              <w:t>s01q36, s01q38, s04q24, s02q13, s11q35a, s11q35b_code</w:t>
+            </w:r>
+          </w:p>
+        </w:tc>
+        <w:tc>
+          <w:tcPr>
+            <w:tcW w:type="dxa" w:w="1191"/>
+          </w:tcPr>
+          <w:p>
+            <w:r>
+              <w:rPr>
+                <w:b w:val="0"/>
+                <w:i w:val="0"/>
+                <w:color w:val="64748B"/>
+                <w:sz w:val="16"/>
+              </w:rPr>
+              <w:t>GT-CQ</w:t>
+            </w:r>
+          </w:p>
+        </w:tc>
+        <w:tc>
+          <w:tcPr>
+            <w:tcW w:type="dxa" w:w="4706"/>
+          </w:tcPr>
+          <w:p>
+            <w:r>
+              <w:rPr>
+                <w:b w:val="0"/>
+                <w:i w:val="0"/>
+                <w:sz w:val="17"/>
+              </w:rPr>
+              <w:t>Le montant de la dernière facture d'électricité est de 70000 FCFA Mensuel qui semble incohérent, Prière de vérifier les questions 11.35a et 11.35b auprès du ménage ou confirmer.</w:t>
+            </w:r>
+          </w:p>
+        </w:tc>
+      </w:tr>
+      <w:tr>
+        <w:tc>
+          <w:tcPr>
+            <w:tcW w:type="dxa" w:w="964"/>
+          </w:tcPr>
+          <w:p>
+            <w:r>
+              <w:rPr>
+                <w:b/>
+                <w:i w:val="0"/>
+                <w:color w:val="EA580C"/>
+                <w:sz w:val="16"/>
+              </w:rPr>
+              <w:t>Moyenne</w:t>
+            </w:r>
+          </w:p>
+        </w:tc>
+        <w:tc>
+          <w:tcPr>
+            <w:tcW w:type="dxa" w:w="1247"/>
+          </w:tcPr>
+          <w:p>
+            <w:r>
+              <w:rPr>
+                <w:b/>
+                <w:i w:val="0"/>
+                <w:sz w:val="16"/>
+              </w:rPr>
+              <w:t>S00</w:t>
+              <w:br/>
+            </w:r>
+            <w:r>
+              <w:rPr>
+                <w:b w:val="0"/>
+                <w:i w:val="0"/>
+                <w:color w:val="64748B"/>
+                <w:sz w:val="14"/>
+              </w:rPr>
+              <w:t>Identification</w:t>
+            </w:r>
+          </w:p>
+        </w:tc>
+        <w:tc>
+          <w:tcPr>
+            <w:tcW w:type="dxa" w:w="1531"/>
+          </w:tcPr>
+          <w:p>
+            <w:r>
+              <w:rPr>
+                <w:b/>
+                <w:i w:val="0"/>
+                <w:color w:val="16A34A"/>
+                <w:sz w:val="16"/>
+              </w:rPr>
+              <w:t>s00q07a, s00q08, s00q10, s00q13_0, s00q15_0, s00q17_0, s00q23a, s00q23b</w:t>
+            </w:r>
+          </w:p>
+        </w:tc>
+        <w:tc>
+          <w:tcPr>
+            <w:tcW w:type="dxa" w:w="1191"/>
+          </w:tcPr>
+          <w:p>
+            <w:r>
+              <w:rPr>
+                <w:b w:val="0"/>
+                <w:i w:val="0"/>
+                <w:color w:val="64748B"/>
+                <w:sz w:val="16"/>
+              </w:rPr>
+              <w:t>GT-CQ</w:t>
+            </w:r>
+          </w:p>
+        </w:tc>
+        <w:tc>
+          <w:tcPr>
+            <w:tcW w:type="dxa" w:w="4706"/>
+          </w:tcPr>
+          <w:p>
+            <w:r>
+              <w:rPr>
+                <w:b w:val="0"/>
+                <w:i w:val="0"/>
+                <w:sz w:val="17"/>
+              </w:rPr>
+              <w:t>Le questionnaire est completé mais il reste certainnes infomations du ménage à faire dans la section 0, prière de renseigner ces informations.</w:t>
+            </w:r>
+          </w:p>
+        </w:tc>
+      </w:tr>
+      <w:tr>
+        <w:tc>
+          <w:tcPr>
+            <w:tcW w:type="dxa" w:w="964"/>
+          </w:tcPr>
+          <w:p>
+            <w:r>
+              <w:rPr>
+                <w:b/>
+                <w:i w:val="0"/>
+                <w:color w:val="EA580C"/>
+                <w:sz w:val="16"/>
+              </w:rPr>
+              <w:t>Moyenne</w:t>
+            </w:r>
+          </w:p>
+        </w:tc>
+        <w:tc>
+          <w:tcPr>
+            <w:tcW w:type="dxa" w:w="1247"/>
+          </w:tcPr>
+          <w:p>
+            <w:r>
+              <w:rPr>
+                <w:b/>
+                <w:i w:val="0"/>
+                <w:sz w:val="16"/>
+              </w:rPr>
+              <w:t>S00</w:t>
+              <w:br/>
+            </w:r>
+            <w:r>
+              <w:rPr>
+                <w:b w:val="0"/>
+                <w:i w:val="0"/>
+                <w:color w:val="64748B"/>
+                <w:sz w:val="14"/>
+              </w:rPr>
+              <w:t>Identification</w:t>
+            </w:r>
+          </w:p>
+        </w:tc>
+        <w:tc>
+          <w:tcPr>
+            <w:tcW w:type="dxa" w:w="1531"/>
+          </w:tcPr>
+          <w:p>
+            <w:r>
+              <w:rPr>
+                <w:b/>
+                <w:i w:val="0"/>
+                <w:color w:val="16A34A"/>
+                <w:sz w:val="16"/>
+              </w:rPr>
+              <w:t>s00q07a, s00q08, s00q10, s00q13_0, s00q15_0, s00q17_0, s00q23a, s00q23b</w:t>
+            </w:r>
+          </w:p>
+        </w:tc>
+        <w:tc>
+          <w:tcPr>
+            <w:tcW w:type="dxa" w:w="1191"/>
+          </w:tcPr>
+          <w:p>
+            <w:r>
+              <w:rPr>
+                <w:b w:val="0"/>
+                <w:i w:val="0"/>
+                <w:color w:val="64748B"/>
+                <w:sz w:val="16"/>
+              </w:rPr>
+              <w:t>GT-CQ</w:t>
+            </w:r>
+          </w:p>
+        </w:tc>
+        <w:tc>
+          <w:tcPr>
+            <w:tcW w:type="dxa" w:w="4706"/>
+          </w:tcPr>
+          <w:p>
+            <w:r>
+              <w:rPr>
+                <w:b w:val="0"/>
+                <w:i w:val="0"/>
+                <w:sz w:val="17"/>
+              </w:rPr>
+              <w:t>Prière de renseigner toutes les informations du ménage dans la section 0 avant d'entamer les autres informations.</w:t>
+            </w:r>
+          </w:p>
+        </w:tc>
+      </w:tr>
+      <w:tr>
+        <w:tc>
+          <w:tcPr>
+            <w:tcW w:type="dxa" w:w="964"/>
+          </w:tcPr>
+          <w:p>
+            <w:r>
+              <w:rPr>
+                <w:b/>
+                <w:i w:val="0"/>
+                <w:color w:val="EA580C"/>
+                <w:sz w:val="16"/>
+              </w:rPr>
+              <w:t>Moyenne</w:t>
+            </w:r>
+          </w:p>
+        </w:tc>
+        <w:tc>
+          <w:tcPr>
+            <w:tcW w:type="dxa" w:w="1247"/>
+          </w:tcPr>
+          <w:p>
+            <w:r>
+              <w:rPr>
+                <w:b/>
+                <w:i w:val="0"/>
+                <w:sz w:val="16"/>
+              </w:rPr>
+              <w:t>S00</w:t>
+              <w:br/>
+            </w:r>
+            <w:r>
+              <w:rPr>
+                <w:b w:val="0"/>
+                <w:i w:val="0"/>
+                <w:color w:val="64748B"/>
+                <w:sz w:val="14"/>
+              </w:rPr>
+              <w:t>Identification</w:t>
+            </w:r>
+          </w:p>
+        </w:tc>
+        <w:tc>
+          <w:tcPr>
+            <w:tcW w:type="dxa" w:w="1531"/>
+          </w:tcPr>
+          <w:p>
+            <w:r>
+              <w:rPr>
+                <w:b/>
+                <w:i w:val="0"/>
+                <w:color w:val="16A34A"/>
+                <w:sz w:val="16"/>
+              </w:rPr>
+              <w:t>s00q27</w:t>
+            </w:r>
+          </w:p>
+        </w:tc>
+        <w:tc>
+          <w:tcPr>
+            <w:tcW w:type="dxa" w:w="1191"/>
+          </w:tcPr>
+          <w:p>
+            <w:r>
+              <w:rPr>
+                <w:b w:val="0"/>
+                <w:i w:val="0"/>
+                <w:color w:val="64748B"/>
+                <w:sz w:val="16"/>
+              </w:rPr>
+              <w:t>GT-CQ</w:t>
+            </w:r>
+          </w:p>
+        </w:tc>
+        <w:tc>
+          <w:tcPr>
+            <w:tcW w:type="dxa" w:w="4706"/>
+          </w:tcPr>
+          <w:p>
+            <w:r>
+              <w:rPr>
+                <w:b w:val="0"/>
+                <w:i w:val="0"/>
+                <w:sz w:val="17"/>
+              </w:rPr>
+              <w:t>Le questionnaire semble ne pas être complètement fini mais le questionnaire est en statut complet, prière de compléter le questionnaire.</w:t>
+            </w:r>
+          </w:p>
+        </w:tc>
+      </w:tr>
+      <w:tr>
+        <w:tc>
+          <w:tcPr>
+            <w:tcW w:type="dxa" w:w="964"/>
+          </w:tcPr>
+          <w:p>
+            <w:r>
+              <w:rPr>
+                <w:b/>
+                <w:i w:val="0"/>
+                <w:color w:val="EA580C"/>
+                <w:sz w:val="16"/>
+              </w:rPr>
+              <w:t>Moyenne</w:t>
+            </w:r>
+          </w:p>
+        </w:tc>
+        <w:tc>
+          <w:tcPr>
+            <w:tcW w:type="dxa" w:w="1247"/>
+          </w:tcPr>
+          <w:p>
+            <w:r>
+              <w:rPr>
+                <w:b/>
+                <w:i w:val="0"/>
+                <w:sz w:val="16"/>
+              </w:rPr>
+              <w:t>S00</w:t>
+              <w:br/>
+            </w:r>
+            <w:r>
+              <w:rPr>
+                <w:b w:val="0"/>
+                <w:i w:val="0"/>
+                <w:color w:val="64748B"/>
+                <w:sz w:val="14"/>
+              </w:rPr>
+              <w:t>Identification</w:t>
+            </w:r>
+          </w:p>
+        </w:tc>
+        <w:tc>
+          <w:tcPr>
+            <w:tcW w:type="dxa" w:w="1531"/>
+          </w:tcPr>
+          <w:p>
+            <w:r>
+              <w:rPr>
+                <w:b/>
+                <w:i w:val="0"/>
+                <w:color w:val="16A34A"/>
+                <w:sz w:val="16"/>
+              </w:rPr>
+              <w:t>—</w:t>
+            </w:r>
+          </w:p>
+        </w:tc>
+        <w:tc>
+          <w:tcPr>
+            <w:tcW w:type="dxa" w:w="1191"/>
+          </w:tcPr>
+          <w:p>
+            <w:r>
+              <w:rPr>
+                <w:b w:val="0"/>
+                <w:i w:val="0"/>
+                <w:color w:val="64748B"/>
+                <w:sz w:val="16"/>
+              </w:rPr>
+              <w:t>GT-CQ</w:t>
+            </w:r>
+          </w:p>
+        </w:tc>
+        <w:tc>
+          <w:tcPr>
+            <w:tcW w:type="dxa" w:w="4706"/>
+          </w:tcPr>
+          <w:p>
+            <w:r>
+              <w:rPr>
+                <w:b w:val="0"/>
+                <w:i w:val="0"/>
+                <w:sz w:val="17"/>
+              </w:rPr>
+              <w:t>Attention! Il manque des informations non renseignées dans la section 0, prière de regarder toutes les autres informations dans l'identification du ménage (IDENTIFICATION ET RENSEIGNEMENTS DE CONTROLE) ou dans OBSERVATIONS pour pouvoir renseigné toutes les questions liées au ménage.</w:t>
+            </w:r>
+          </w:p>
+        </w:tc>
+      </w:tr>
+      <w:tr>
+        <w:tc>
+          <w:tcPr>
+            <w:tcW w:type="dxa" w:w="964"/>
+          </w:tcPr>
+          <w:p>
+            <w:r>
+              <w:rPr>
+                <w:b/>
+                <w:i w:val="0"/>
+                <w:color w:val="EA580C"/>
+                <w:sz w:val="16"/>
+              </w:rPr>
+              <w:t>Moyenne</w:t>
+            </w:r>
+          </w:p>
+        </w:tc>
+        <w:tc>
+          <w:tcPr>
+            <w:tcW w:type="dxa" w:w="1247"/>
+          </w:tcPr>
+          <w:p>
+            <w:r>
+              <w:rPr>
+                <w:b/>
+                <w:i w:val="0"/>
+                <w:sz w:val="16"/>
+              </w:rPr>
+              <w:t>S01</w:t>
+              <w:br/>
+            </w:r>
+            <w:r>
+              <w:rPr>
+                <w:b w:val="0"/>
+                <w:i w:val="0"/>
+                <w:color w:val="64748B"/>
+                <w:sz w:val="14"/>
+              </w:rPr>
+              <w:t>Démographie</w:t>
+            </w:r>
+          </w:p>
+        </w:tc>
+        <w:tc>
+          <w:tcPr>
+            <w:tcW w:type="dxa" w:w="1531"/>
+          </w:tcPr>
+          <w:p>
+            <w:r>
+              <w:rPr>
+                <w:b/>
+                <w:i w:val="0"/>
+                <w:color w:val="16A34A"/>
+                <w:sz w:val="16"/>
+              </w:rPr>
+              <w:t>—</w:t>
+            </w:r>
+          </w:p>
+        </w:tc>
+        <w:tc>
+          <w:tcPr>
+            <w:tcW w:type="dxa" w:w="1191"/>
+          </w:tcPr>
+          <w:p>
+            <w:r>
+              <w:rPr>
+                <w:b w:val="0"/>
+                <w:i w:val="0"/>
+                <w:color w:val="64748B"/>
+                <w:sz w:val="16"/>
+              </w:rPr>
+              <w:t>GT-CQ</w:t>
+            </w:r>
+          </w:p>
+        </w:tc>
+        <w:tc>
+          <w:tcPr>
+            <w:tcW w:type="dxa" w:w="4706"/>
+          </w:tcPr>
+          <w:p>
+            <w:r>
+              <w:rPr>
+                <w:b w:val="0"/>
+                <w:i w:val="0"/>
+                <w:sz w:val="17"/>
+              </w:rPr>
+              <w:t>Prière de verifier l'information donnée par ABDOU AKIM  WAGUE ou corriger au niveau de la section 1.</w:t>
+            </w:r>
+          </w:p>
+        </w:tc>
+      </w:tr>
+      <w:tr>
+        <w:tc>
+          <w:tcPr>
+            <w:tcW w:type="dxa" w:w="964"/>
+          </w:tcPr>
+          <w:p>
+            <w:r>
+              <w:rPr>
+                <w:b/>
+                <w:i w:val="0"/>
+                <w:color w:val="EA580C"/>
+                <w:sz w:val="16"/>
+              </w:rPr>
+              <w:t>Moyenne</w:t>
+            </w:r>
+          </w:p>
+        </w:tc>
+        <w:tc>
+          <w:tcPr>
+            <w:tcW w:type="dxa" w:w="1247"/>
+          </w:tcPr>
+          <w:p>
+            <w:r>
+              <w:rPr>
+                <w:b/>
+                <w:i w:val="0"/>
+                <w:sz w:val="16"/>
+              </w:rPr>
+              <w:t>S01</w:t>
+              <w:br/>
+            </w:r>
+            <w:r>
+              <w:rPr>
+                <w:b w:val="0"/>
+                <w:i w:val="0"/>
+                <w:color w:val="64748B"/>
+                <w:sz w:val="14"/>
+              </w:rPr>
+              <w:t>Démographie</w:t>
+            </w:r>
+          </w:p>
+        </w:tc>
+        <w:tc>
+          <w:tcPr>
+            <w:tcW w:type="dxa" w:w="1531"/>
+          </w:tcPr>
+          <w:p>
+            <w:r>
+              <w:rPr>
+                <w:b/>
+                <w:i w:val="0"/>
+                <w:color w:val="16A34A"/>
+                <w:sz w:val="16"/>
+              </w:rPr>
+              <w:t>—</w:t>
+            </w:r>
+          </w:p>
+        </w:tc>
+        <w:tc>
+          <w:tcPr>
+            <w:tcW w:type="dxa" w:w="1191"/>
+          </w:tcPr>
+          <w:p>
+            <w:r>
+              <w:rPr>
+                <w:b w:val="0"/>
+                <w:i w:val="0"/>
+                <w:color w:val="64748B"/>
+                <w:sz w:val="16"/>
+              </w:rPr>
+              <w:t>GT-CQ</w:t>
+            </w:r>
+          </w:p>
+        </w:tc>
+        <w:tc>
+          <w:tcPr>
+            <w:tcW w:type="dxa" w:w="4706"/>
+          </w:tcPr>
+          <w:p>
+            <w:r>
+              <w:rPr>
+                <w:b w:val="0"/>
+                <w:i w:val="0"/>
+                <w:sz w:val="17"/>
+              </w:rPr>
+              <w:t>Prière de verifier l'information donnée par ALASSANE NIANE ou corriger au niveau de la section 1.</w:t>
+            </w:r>
+          </w:p>
+        </w:tc>
+      </w:tr>
+      <w:tr>
+        <w:tc>
+          <w:tcPr>
+            <w:tcW w:type="dxa" w:w="964"/>
+          </w:tcPr>
+          <w:p>
+            <w:r>
+              <w:rPr>
+                <w:b/>
+                <w:i w:val="0"/>
+                <w:color w:val="EA580C"/>
+                <w:sz w:val="16"/>
+              </w:rPr>
+              <w:t>Moyenne</w:t>
+            </w:r>
+          </w:p>
+        </w:tc>
+        <w:tc>
+          <w:tcPr>
+            <w:tcW w:type="dxa" w:w="1247"/>
+          </w:tcPr>
+          <w:p>
+            <w:r>
+              <w:rPr>
+                <w:b/>
+                <w:i w:val="0"/>
+                <w:sz w:val="16"/>
+              </w:rPr>
+              <w:t>S01</w:t>
+              <w:br/>
+            </w:r>
+            <w:r>
+              <w:rPr>
+                <w:b w:val="0"/>
+                <w:i w:val="0"/>
+                <w:color w:val="64748B"/>
+                <w:sz w:val="14"/>
+              </w:rPr>
+              <w:t>Démographie</w:t>
+            </w:r>
+          </w:p>
+        </w:tc>
+        <w:tc>
+          <w:tcPr>
+            <w:tcW w:type="dxa" w:w="1531"/>
+          </w:tcPr>
+          <w:p>
+            <w:r>
+              <w:rPr>
+                <w:b/>
+                <w:i w:val="0"/>
+                <w:color w:val="16A34A"/>
+                <w:sz w:val="16"/>
+              </w:rPr>
+              <w:t>—</w:t>
+            </w:r>
+          </w:p>
+        </w:tc>
+        <w:tc>
+          <w:tcPr>
+            <w:tcW w:type="dxa" w:w="1191"/>
+          </w:tcPr>
+          <w:p>
+            <w:r>
+              <w:rPr>
+                <w:b w:val="0"/>
+                <w:i w:val="0"/>
+                <w:color w:val="64748B"/>
+                <w:sz w:val="16"/>
+              </w:rPr>
+              <w:t>GT-CQ</w:t>
+            </w:r>
+          </w:p>
+        </w:tc>
+        <w:tc>
+          <w:tcPr>
+            <w:tcW w:type="dxa" w:w="4706"/>
+          </w:tcPr>
+          <w:p>
+            <w:r>
+              <w:rPr>
+                <w:b w:val="0"/>
+                <w:i w:val="0"/>
+                <w:sz w:val="17"/>
+              </w:rPr>
+              <w:t>Prière de verifier l'information donnée par ALIOU NIANE ou corriger au niveau de la section 1.</w:t>
+            </w:r>
+          </w:p>
+        </w:tc>
+      </w:tr>
+      <w:tr>
+        <w:tc>
+          <w:tcPr>
+            <w:tcW w:type="dxa" w:w="964"/>
+          </w:tcPr>
+          <w:p>
+            <w:r>
+              <w:rPr>
+                <w:b/>
+                <w:i w:val="0"/>
+                <w:color w:val="EA580C"/>
+                <w:sz w:val="16"/>
+              </w:rPr>
+              <w:t>Moyenne</w:t>
+            </w:r>
+          </w:p>
+        </w:tc>
+        <w:tc>
+          <w:tcPr>
+            <w:tcW w:type="dxa" w:w="1247"/>
+          </w:tcPr>
+          <w:p>
+            <w:r>
+              <w:rPr>
+                <w:b/>
+                <w:i w:val="0"/>
+                <w:sz w:val="16"/>
+              </w:rPr>
+              <w:t>S01</w:t>
+              <w:br/>
+            </w:r>
+            <w:r>
+              <w:rPr>
+                <w:b w:val="0"/>
+                <w:i w:val="0"/>
+                <w:color w:val="64748B"/>
+                <w:sz w:val="14"/>
+              </w:rPr>
+              <w:t>Démographie</w:t>
+            </w:r>
+          </w:p>
+        </w:tc>
+        <w:tc>
+          <w:tcPr>
+            <w:tcW w:type="dxa" w:w="1531"/>
+          </w:tcPr>
+          <w:p>
+            <w:r>
+              <w:rPr>
+                <w:b/>
+                <w:i w:val="0"/>
+                <w:color w:val="16A34A"/>
+                <w:sz w:val="16"/>
+              </w:rPr>
+              <w:t>—</w:t>
+            </w:r>
+          </w:p>
+        </w:tc>
+        <w:tc>
+          <w:tcPr>
+            <w:tcW w:type="dxa" w:w="1191"/>
+          </w:tcPr>
+          <w:p>
+            <w:r>
+              <w:rPr>
+                <w:b w:val="0"/>
+                <w:i w:val="0"/>
+                <w:color w:val="64748B"/>
+                <w:sz w:val="16"/>
+              </w:rPr>
+              <w:t>GT-CQ</w:t>
+            </w:r>
+          </w:p>
+        </w:tc>
+        <w:tc>
+          <w:tcPr>
+            <w:tcW w:type="dxa" w:w="4706"/>
+          </w:tcPr>
+          <w:p>
+            <w:r>
+              <w:rPr>
+                <w:b w:val="0"/>
+                <w:i w:val="0"/>
+                <w:sz w:val="17"/>
+              </w:rPr>
+              <w:t>Prière de verifier l'information donnée par AMINATA DIENG ou corriger au niveau de la section 1.</w:t>
+            </w:r>
+          </w:p>
+        </w:tc>
+      </w:tr>
+      <w:tr>
+        <w:tc>
+          <w:tcPr>
+            <w:tcW w:type="dxa" w:w="964"/>
+          </w:tcPr>
+          <w:p>
+            <w:r>
+              <w:rPr>
+                <w:b/>
+                <w:i w:val="0"/>
+                <w:color w:val="EA580C"/>
+                <w:sz w:val="16"/>
+              </w:rPr>
+              <w:t>Moyenne</w:t>
+            </w:r>
+          </w:p>
+        </w:tc>
+        <w:tc>
+          <w:tcPr>
+            <w:tcW w:type="dxa" w:w="1247"/>
+          </w:tcPr>
+          <w:p>
+            <w:r>
+              <w:rPr>
+                <w:b/>
+                <w:i w:val="0"/>
+                <w:sz w:val="16"/>
+              </w:rPr>
+              <w:t>S01</w:t>
+              <w:br/>
+            </w:r>
+            <w:r>
+              <w:rPr>
+                <w:b w:val="0"/>
+                <w:i w:val="0"/>
+                <w:color w:val="64748B"/>
+                <w:sz w:val="14"/>
+              </w:rPr>
+              <w:t>Démographie</w:t>
+            </w:r>
+          </w:p>
+        </w:tc>
+        <w:tc>
+          <w:tcPr>
+            <w:tcW w:type="dxa" w:w="1531"/>
+          </w:tcPr>
+          <w:p>
+            <w:r>
+              <w:rPr>
+                <w:b/>
+                <w:i w:val="0"/>
+                <w:color w:val="16A34A"/>
+                <w:sz w:val="16"/>
+              </w:rPr>
+              <w:t>s00q07a, s00q08, s00q10, s00q13_0, s00q15_0, s00q17_0, s00q23a, s00q23b</w:t>
+            </w:r>
+          </w:p>
+        </w:tc>
+        <w:tc>
+          <w:tcPr>
+            <w:tcW w:type="dxa" w:w="1191"/>
+          </w:tcPr>
+          <w:p>
+            <w:r>
+              <w:rPr>
+                <w:b w:val="0"/>
+                <w:i w:val="0"/>
+                <w:color w:val="64748B"/>
+                <w:sz w:val="16"/>
+              </w:rPr>
+              <w:t>GT-CQ</w:t>
+            </w:r>
+          </w:p>
+        </w:tc>
+        <w:tc>
+          <w:tcPr>
+            <w:tcW w:type="dxa" w:w="4706"/>
+          </w:tcPr>
+          <w:p>
+            <w:r>
+              <w:rPr>
+                <w:b w:val="0"/>
+                <w:i w:val="0"/>
+                <w:sz w:val="17"/>
+              </w:rPr>
+              <w:t>Prière de renseigner le sexe ou le lien de parenté de  ISSA WAGUE  merci.</w:t>
+            </w:r>
+          </w:p>
+        </w:tc>
+      </w:tr>
+      <w:tr>
+        <w:tc>
+          <w:tcPr>
+            <w:tcW w:type="dxa" w:w="964"/>
+          </w:tcPr>
+          <w:p>
+            <w:r>
+              <w:rPr>
+                <w:b/>
+                <w:i w:val="0"/>
+                <w:color w:val="EA580C"/>
+                <w:sz w:val="16"/>
+              </w:rPr>
+              <w:t>Moyenne</w:t>
+            </w:r>
+          </w:p>
+        </w:tc>
+        <w:tc>
+          <w:tcPr>
+            <w:tcW w:type="dxa" w:w="1247"/>
+          </w:tcPr>
+          <w:p>
+            <w:r>
+              <w:rPr>
+                <w:b/>
+                <w:i w:val="0"/>
+                <w:sz w:val="16"/>
+              </w:rPr>
+              <w:t>S01</w:t>
+              <w:br/>
+            </w:r>
+            <w:r>
+              <w:rPr>
+                <w:b w:val="0"/>
+                <w:i w:val="0"/>
+                <w:color w:val="64748B"/>
+                <w:sz w:val="14"/>
+              </w:rPr>
+              <w:t>Démographie</w:t>
+            </w:r>
+          </w:p>
+        </w:tc>
+        <w:tc>
+          <w:tcPr>
+            <w:tcW w:type="dxa" w:w="1531"/>
+          </w:tcPr>
+          <w:p>
+            <w:r>
+              <w:rPr>
+                <w:b/>
+                <w:i w:val="0"/>
+                <w:color w:val="16A34A"/>
+                <w:sz w:val="16"/>
+              </w:rPr>
+              <w:t>s00q07a, s00q08, s00q10, s00q13_0, s00q15_0, s00q17_0, s00q23a, s00q23b</w:t>
+            </w:r>
+          </w:p>
+        </w:tc>
+        <w:tc>
+          <w:tcPr>
+            <w:tcW w:type="dxa" w:w="1191"/>
+          </w:tcPr>
+          <w:p>
+            <w:r>
+              <w:rPr>
+                <w:b w:val="0"/>
+                <w:i w:val="0"/>
+                <w:color w:val="64748B"/>
+                <w:sz w:val="16"/>
+              </w:rPr>
+              <w:t>GT-CQ</w:t>
+            </w:r>
+          </w:p>
+        </w:tc>
+        <w:tc>
+          <w:tcPr>
+            <w:tcW w:type="dxa" w:w="4706"/>
+          </w:tcPr>
+          <w:p>
+            <w:r>
+              <w:rPr>
+                <w:b w:val="0"/>
+                <w:i w:val="0"/>
+                <w:sz w:val="17"/>
+              </w:rPr>
+              <w:t>Prière de renseigner le sexe ou le lien de parenté de  MAREME DIOP  merci.</w:t>
+            </w:r>
+          </w:p>
+        </w:tc>
+      </w:tr>
+      <w:tr>
+        <w:tc>
+          <w:tcPr>
+            <w:tcW w:type="dxa" w:w="964"/>
+          </w:tcPr>
+          <w:p>
+            <w:r>
+              <w:rPr>
+                <w:b/>
+                <w:i w:val="0"/>
+                <w:color w:val="EA580C"/>
+                <w:sz w:val="16"/>
+              </w:rPr>
+              <w:t>Moyenne</w:t>
+            </w:r>
+          </w:p>
+        </w:tc>
+        <w:tc>
+          <w:tcPr>
+            <w:tcW w:type="dxa" w:w="1247"/>
+          </w:tcPr>
+          <w:p>
+            <w:r>
+              <w:rPr>
+                <w:b/>
+                <w:i w:val="0"/>
+                <w:sz w:val="16"/>
+              </w:rPr>
+              <w:t>S01</w:t>
+              <w:br/>
+            </w:r>
+            <w:r>
+              <w:rPr>
+                <w:b w:val="0"/>
+                <w:i w:val="0"/>
+                <w:color w:val="64748B"/>
+                <w:sz w:val="14"/>
+              </w:rPr>
+              <w:t>Démographie</w:t>
+            </w:r>
+          </w:p>
+        </w:tc>
+        <w:tc>
+          <w:tcPr>
+            <w:tcW w:type="dxa" w:w="1531"/>
+          </w:tcPr>
+          <w:p>
+            <w:r>
+              <w:rPr>
+                <w:b/>
+                <w:i w:val="0"/>
+                <w:color w:val="16A34A"/>
+                <w:sz w:val="16"/>
+              </w:rPr>
+              <w:t>—</w:t>
+            </w:r>
+          </w:p>
+        </w:tc>
+        <w:tc>
+          <w:tcPr>
+            <w:tcW w:type="dxa" w:w="1191"/>
+          </w:tcPr>
+          <w:p>
+            <w:r>
+              <w:rPr>
+                <w:b w:val="0"/>
+                <w:i w:val="0"/>
+                <w:color w:val="64748B"/>
+                <w:sz w:val="16"/>
+              </w:rPr>
+              <w:t>GT-CQ</w:t>
+            </w:r>
+          </w:p>
+        </w:tc>
+        <w:tc>
+          <w:tcPr>
+            <w:tcW w:type="dxa" w:w="4706"/>
+          </w:tcPr>
+          <w:p>
+            <w:r>
+              <w:rPr>
+                <w:b w:val="0"/>
+                <w:i w:val="0"/>
+                <w:sz w:val="17"/>
+              </w:rPr>
+              <w:t>Prière de verifier l'information donnée par ARAME WAGUE ou corriger au niveau de la section 1.</w:t>
+            </w:r>
+          </w:p>
+        </w:tc>
+      </w:tr>
+      <w:tr>
+        <w:tc>
+          <w:tcPr>
+            <w:tcW w:type="dxa" w:w="964"/>
+          </w:tcPr>
+          <w:p>
+            <w:r>
+              <w:rPr>
+                <w:b/>
+                <w:i w:val="0"/>
+                <w:color w:val="EA580C"/>
+                <w:sz w:val="16"/>
+              </w:rPr>
+              <w:t>Moyenne</w:t>
+            </w:r>
+          </w:p>
+        </w:tc>
+        <w:tc>
+          <w:tcPr>
+            <w:tcW w:type="dxa" w:w="1247"/>
+          </w:tcPr>
+          <w:p>
+            <w:r>
+              <w:rPr>
+                <w:b/>
+                <w:i w:val="0"/>
+                <w:sz w:val="16"/>
+              </w:rPr>
+              <w:t>S01</w:t>
+              <w:br/>
+            </w:r>
+            <w:r>
+              <w:rPr>
+                <w:b w:val="0"/>
+                <w:i w:val="0"/>
+                <w:color w:val="64748B"/>
+                <w:sz w:val="14"/>
+              </w:rPr>
+              <w:t>Démographie</w:t>
+            </w:r>
+          </w:p>
+        </w:tc>
+        <w:tc>
+          <w:tcPr>
+            <w:tcW w:type="dxa" w:w="1531"/>
+          </w:tcPr>
+          <w:p>
+            <w:r>
+              <w:rPr>
+                <w:b/>
+                <w:i w:val="0"/>
+                <w:color w:val="16A34A"/>
+                <w:sz w:val="16"/>
+              </w:rPr>
+              <w:t>—</w:t>
+            </w:r>
+          </w:p>
+        </w:tc>
+        <w:tc>
+          <w:tcPr>
+            <w:tcW w:type="dxa" w:w="1191"/>
+          </w:tcPr>
+          <w:p>
+            <w:r>
+              <w:rPr>
+                <w:b w:val="0"/>
+                <w:i w:val="0"/>
+                <w:color w:val="64748B"/>
+                <w:sz w:val="16"/>
+              </w:rPr>
+              <w:t>GT-CQ</w:t>
+            </w:r>
+          </w:p>
+        </w:tc>
+        <w:tc>
+          <w:tcPr>
+            <w:tcW w:type="dxa" w:w="4706"/>
+          </w:tcPr>
+          <w:p>
+            <w:r>
+              <w:rPr>
+                <w:b w:val="0"/>
+                <w:i w:val="0"/>
+                <w:sz w:val="17"/>
+              </w:rPr>
+              <w:t>Prière de verifier l'information donnée par MOUHAMED  AIDARA  WAGUE ou corriger au niveau de la section 1.</w:t>
+            </w:r>
+          </w:p>
+        </w:tc>
+      </w:tr>
+      <w:tr>
+        <w:tc>
+          <w:tcPr>
+            <w:tcW w:type="dxa" w:w="964"/>
+          </w:tcPr>
+          <w:p>
+            <w:r>
+              <w:rPr>
+                <w:b/>
+                <w:i w:val="0"/>
+                <w:color w:val="EA580C"/>
+                <w:sz w:val="16"/>
+              </w:rPr>
+              <w:t>Moyenne</w:t>
+            </w:r>
+          </w:p>
+        </w:tc>
+        <w:tc>
+          <w:tcPr>
+            <w:tcW w:type="dxa" w:w="1247"/>
+          </w:tcPr>
+          <w:p>
+            <w:r>
+              <w:rPr>
+                <w:b/>
+                <w:i w:val="0"/>
+                <w:sz w:val="16"/>
+              </w:rPr>
+              <w:t>S01</w:t>
+              <w:br/>
+            </w:r>
+            <w:r>
+              <w:rPr>
+                <w:b w:val="0"/>
+                <w:i w:val="0"/>
+                <w:color w:val="64748B"/>
+                <w:sz w:val="14"/>
+              </w:rPr>
+              <w:t>Démographie</w:t>
+            </w:r>
+          </w:p>
+        </w:tc>
+        <w:tc>
+          <w:tcPr>
+            <w:tcW w:type="dxa" w:w="1531"/>
+          </w:tcPr>
+          <w:p>
+            <w:r>
+              <w:rPr>
+                <w:b/>
+                <w:i w:val="0"/>
+                <w:color w:val="16A34A"/>
+                <w:sz w:val="16"/>
+              </w:rPr>
+              <w:t>s01q10_1</w:t>
+            </w:r>
+          </w:p>
+        </w:tc>
+        <w:tc>
+          <w:tcPr>
+            <w:tcW w:type="dxa" w:w="1191"/>
+          </w:tcPr>
+          <w:p>
+            <w:r>
+              <w:rPr>
+                <w:b w:val="0"/>
+                <w:i w:val="0"/>
+                <w:color w:val="64748B"/>
+                <w:sz w:val="16"/>
+              </w:rPr>
+              <w:t>GT-CQ</w:t>
+            </w:r>
+          </w:p>
+        </w:tc>
+        <w:tc>
+          <w:tcPr>
+            <w:tcW w:type="dxa" w:w="4706"/>
+          </w:tcPr>
+          <w:p>
+            <w:r>
+              <w:rPr>
+                <w:b w:val="0"/>
+                <w:i w:val="0"/>
+                <w:sz w:val="17"/>
+              </w:rPr>
+              <w:t>La taille du ménage lors de l'enquête principale (12) de ce ménage est inférieur à la taille du denombrement (18), prière de fournir des explications concrètes ou aller revisiter le ménage.</w:t>
+            </w:r>
+          </w:p>
+        </w:tc>
+      </w:tr>
+      <w:tr>
+        <w:tc>
+          <w:tcPr>
+            <w:tcW w:type="dxa" w:w="964"/>
+          </w:tcPr>
+          <w:p>
+            <w:r>
+              <w:rPr>
+                <w:b/>
+                <w:i w:val="0"/>
+                <w:color w:val="EA580C"/>
+                <w:sz w:val="16"/>
+              </w:rPr>
+              <w:t>Moyenne</w:t>
+            </w:r>
+          </w:p>
+        </w:tc>
+        <w:tc>
+          <w:tcPr>
+            <w:tcW w:type="dxa" w:w="1247"/>
+          </w:tcPr>
+          <w:p>
+            <w:r>
+              <w:rPr>
+                <w:b/>
+                <w:i w:val="0"/>
+                <w:sz w:val="16"/>
+              </w:rPr>
+              <w:t>S01</w:t>
+              <w:br/>
+            </w:r>
+            <w:r>
+              <w:rPr>
+                <w:b w:val="0"/>
+                <w:i w:val="0"/>
+                <w:color w:val="64748B"/>
+                <w:sz w:val="14"/>
+              </w:rPr>
+              <w:t>Démographie</w:t>
+            </w:r>
+          </w:p>
+        </w:tc>
+        <w:tc>
+          <w:tcPr>
+            <w:tcW w:type="dxa" w:w="1531"/>
+          </w:tcPr>
+          <w:p>
+            <w:r>
+              <w:rPr>
+                <w:b/>
+                <w:i w:val="0"/>
+                <w:color w:val="16A34A"/>
+                <w:sz w:val="16"/>
+              </w:rPr>
+              <w:t>s01q08</w:t>
+            </w:r>
+          </w:p>
+        </w:tc>
+        <w:tc>
+          <w:tcPr>
+            <w:tcW w:type="dxa" w:w="1191"/>
+          </w:tcPr>
+          <w:p>
+            <w:r>
+              <w:rPr>
+                <w:b w:val="0"/>
+                <w:i w:val="0"/>
+                <w:color w:val="64748B"/>
+                <w:sz w:val="16"/>
+              </w:rPr>
+              <w:t>Natif SuSo</w:t>
+            </w:r>
+          </w:p>
+        </w:tc>
+        <w:tc>
+          <w:tcPr>
+            <w:tcW w:type="dxa" w:w="4706"/>
+          </w:tcPr>
+          <w:p>
+            <w:r>
+              <w:rPr>
+                <w:b w:val="0"/>
+                <w:i w:val="0"/>
+                <w:sz w:val="17"/>
+              </w:rPr>
+              <w:t>Incohérence. Vous avez confirmez dans la question précédente qu'il n'y avait aucun membre conjoint(e) du CM en (1.02). Alors %rostertitle% qui est chef de ménage n'a aucun (e) conjoint (e) qui vit dans le ménage. Veuillez corriger.</w:t>
+            </w:r>
+          </w:p>
+        </w:tc>
+      </w:tr>
+      <w:tr>
+        <w:tc>
+          <w:tcPr>
+            <w:tcW w:type="dxa" w:w="964"/>
+          </w:tcPr>
+          <w:p>
+            <w:r>
+              <w:rPr>
+                <w:b/>
+                <w:i w:val="0"/>
+                <w:color w:val="EA580C"/>
+                <w:sz w:val="16"/>
+              </w:rPr>
+              <w:t>Moyenne</w:t>
+            </w:r>
+          </w:p>
+        </w:tc>
+        <w:tc>
+          <w:tcPr>
+            <w:tcW w:type="dxa" w:w="1247"/>
+          </w:tcPr>
+          <w:p>
+            <w:r>
+              <w:rPr>
+                <w:b/>
+                <w:i w:val="0"/>
+                <w:sz w:val="16"/>
+              </w:rPr>
+              <w:t>S01</w:t>
+              <w:br/>
+            </w:r>
+            <w:r>
+              <w:rPr>
+                <w:b w:val="0"/>
+                <w:i w:val="0"/>
+                <w:color w:val="64748B"/>
+                <w:sz w:val="14"/>
+              </w:rPr>
+              <w:t>Démographie</w:t>
+            </w:r>
+          </w:p>
+        </w:tc>
+        <w:tc>
+          <w:tcPr>
+            <w:tcW w:type="dxa" w:w="1531"/>
+          </w:tcPr>
+          <w:p>
+            <w:r>
+              <w:rPr>
+                <w:b/>
+                <w:i w:val="0"/>
+                <w:color w:val="16A34A"/>
+                <w:sz w:val="16"/>
+              </w:rPr>
+              <w:t>s01q32</w:t>
+            </w:r>
+          </w:p>
+        </w:tc>
+        <w:tc>
+          <w:tcPr>
+            <w:tcW w:type="dxa" w:w="1191"/>
+          </w:tcPr>
+          <w:p>
+            <w:r>
+              <w:rPr>
+                <w:b w:val="0"/>
+                <w:i w:val="0"/>
+                <w:color w:val="64748B"/>
+                <w:sz w:val="16"/>
+              </w:rPr>
+              <w:t>Natif SuSo</w:t>
+            </w:r>
+          </w:p>
+        </w:tc>
+        <w:tc>
+          <w:tcPr>
+            <w:tcW w:type="dxa" w:w="4706"/>
+          </w:tcPr>
+          <w:p>
+            <w:r>
+              <w:rPr>
+                <w:b w:val="0"/>
+                <w:i w:val="0"/>
+                <w:sz w:val="17"/>
+              </w:rPr>
+              <w:t>Incohérence. %rostertitle% est enfant d'un homme CM qui n'a aucune conjointe vivant dans le ménage. Il est donc peu problable que sa mère habite le ménage. Veuillez vérifier corriger</w:t>
+            </w:r>
+          </w:p>
+        </w:tc>
+      </w:tr>
+      <w:tr>
+        <w:tc>
+          <w:tcPr>
+            <w:tcW w:type="dxa" w:w="964"/>
+          </w:tcPr>
+          <w:p>
+            <w:r>
+              <w:rPr>
+                <w:b/>
+                <w:i w:val="0"/>
+                <w:color w:val="EA580C"/>
+                <w:sz w:val="16"/>
+              </w:rPr>
+              <w:t>Moyenne</w:t>
+            </w:r>
+          </w:p>
+        </w:tc>
+        <w:tc>
+          <w:tcPr>
+            <w:tcW w:type="dxa" w:w="1247"/>
+          </w:tcPr>
+          <w:p>
+            <w:r>
+              <w:rPr>
+                <w:b/>
+                <w:i w:val="0"/>
+                <w:sz w:val="16"/>
+              </w:rPr>
               <w:t>S02</w:t>
               <w:br/>
             </w:r>
@@ -2074,7 +3874,7 @@
                 <w:color w:val="16A34A"/>
                 <w:sz w:val="16"/>
               </w:rPr>
-              <w:t>s02q33, s01q00b</w:t>
+              <w:t>s01q25, s01q29, s01q30, s04q46, s01q00b</w:t>
             </w:r>
           </w:p>
         </w:tc>
@@ -2105,7 +3905,7 @@
                 <w:i w:val="0"/>
                 <w:sz w:val="17"/>
               </w:rPr>
-              <w:t>Incoherent!!! La dernière fois que ARAME WAGUE a  fréquenté l'école est 9999.</w:t>
+              <w:t>Il manque des informations non renseignées de ABDOU AKIM  WAGUE , prière de renseignés toutes les questions liées à ABDOU AKIM  WAGUE .</w:t>
             </w:r>
           </w:p>
         </w:tc>
@@ -2120,10 +3920,10 @@
               <w:rPr>
                 <w:b/>
                 <w:i w:val="0"/>
-                <w:color w:val="DC2626"/>
-                <w:sz w:val="16"/>
-              </w:rPr>
-              <w:t>Haute</w:t>
+                <w:color w:val="EA580C"/>
+                <w:sz w:val="16"/>
+              </w:rPr>
+              <w:t>Moyenne</w:t>
             </w:r>
           </w:p>
         </w:tc>
@@ -2138,7 +3938,7 @@
                 <w:i w:val="0"/>
                 <w:sz w:val="16"/>
               </w:rPr>
-              <w:t>S11</w:t>
+              <w:t>S02</w:t>
               <w:br/>
             </w:r>
             <w:r>
@@ -2148,7 +3948,7 @@
                 <w:color w:val="64748B"/>
                 <w:sz w:val="14"/>
               </w:rPr>
-              <w:t>Logement / cadre de vie</w:t>
+              <w:t>Éducation</w:t>
             </w:r>
           </w:p>
         </w:tc>
@@ -2195,7 +3995,7 @@
                 <w:i w:val="0"/>
                 <w:sz w:val="17"/>
               </w:rPr>
-              <w:t>Incoherent!!! Le nombre de pièces occupés (14) est superieur aux nombres de personnes vivant dans le ménage.</w:t>
+              <w:t>Merci de bien vouloir changé 2.04 en OUI et renseigné toutes les autres informations qui concerne DJEUMBE   GUEYE .</w:t>
             </w:r>
           </w:p>
         </w:tc>
@@ -2210,10 +4010,10 @@
               <w:rPr>
                 <w:b/>
                 <w:i w:val="0"/>
-                <w:color w:val="DC2626"/>
-                <w:sz w:val="16"/>
-              </w:rPr>
-              <w:t>Haute</w:t>
+                <w:color w:val="EA580C"/>
+                <w:sz w:val="16"/>
+              </w:rPr>
+              <w:t>Moyenne</w:t>
             </w:r>
           </w:p>
         </w:tc>
@@ -2228,7 +4028,7 @@
                 <w:i w:val="0"/>
                 <w:sz w:val="16"/>
               </w:rPr>
-              <w:t>S11</w:t>
+              <w:t>S02</w:t>
               <w:br/>
             </w:r>
             <w:r>
@@ -2238,7 +4038,7 @@
                 <w:color w:val="64748B"/>
                 <w:sz w:val="14"/>
               </w:rPr>
-              <w:t>Logement / cadre de vie</w:t>
+              <w:t>Éducation</w:t>
             </w:r>
           </w:p>
         </w:tc>
@@ -2254,7 +4054,7 @@
                 <w:color w:val="16A34A"/>
                 <w:sz w:val="16"/>
               </w:rPr>
-              <w:t>—</w:t>
+              <w:t>s01q23, s01q00b, s01q23_autre</w:t>
             </w:r>
           </w:p>
         </w:tc>
@@ -2285,7 +4085,7 @@
                 <w:i w:val="0"/>
                 <w:sz w:val="17"/>
               </w:rPr>
-              <w:t>Prière de corriger cette incohérence.</w:t>
+              <w:t>Le domaine que ARAME WAGUE bénéficié de cette formation est santé et semble exister dans les modalités, prière de prendre attache avec le QG pour plus d'explication afin de la classer bien.</w:t>
             </w:r>
           </w:p>
         </w:tc>
@@ -2300,10 +4100,10 @@
               <w:rPr>
                 <w:b/>
                 <w:i w:val="0"/>
-                <w:color w:val="DC2626"/>
-                <w:sz w:val="16"/>
-              </w:rPr>
-              <w:t>Haute</w:t>
+                <w:color w:val="EA580C"/>
+                <w:sz w:val="16"/>
+              </w:rPr>
+              <w:t>Moyenne</w:t>
             </w:r>
           </w:p>
         </w:tc>
@@ -2318,7 +4118,7 @@
                 <w:i w:val="0"/>
                 <w:sz w:val="16"/>
               </w:rPr>
-              <w:t>S11</w:t>
+              <w:t>S02</w:t>
               <w:br/>
             </w:r>
             <w:r>
@@ -2328,7 +4128,7 @@
                 <w:color w:val="64748B"/>
                 <w:sz w:val="14"/>
               </w:rPr>
-              <w:t>Logement / cadre de vie</w:t>
+              <w:t>Éducation</w:t>
             </w:r>
           </w:p>
         </w:tc>
@@ -2344,7 +4144,7 @@
                 <w:color w:val="16A34A"/>
                 <w:sz w:val="16"/>
               </w:rPr>
-              <w:t>s01q10, s02q30, s02q34, s03q50, s04q23, s04q24, s04q37, s04q44</w:t>
+              <w:t>—</w:t>
             </w:r>
           </w:p>
         </w:tc>
@@ -2375,7 +4175,7 @@
                 <w:i w:val="0"/>
                 <w:sz w:val="17"/>
               </w:rPr>
-              <w:t>Le montant de la dernière facture d'eau est de 60000 FCFA Tous les 2 mois qui semble incohérent, Prière de vérifier les questions 11.23a et 11.23b auprès du ménage ou confirmer.</w:t>
+              <w:t>Prière de vous adresser à ARAME WAGUE pour avoir l'année exacte.</w:t>
             </w:r>
           </w:p>
         </w:tc>
@@ -2390,10 +4190,10 @@
               <w:rPr>
                 <w:b/>
                 <w:i w:val="0"/>
-                <w:color w:val="DC2626"/>
-                <w:sz w:val="16"/>
-              </w:rPr>
-              <w:t>Haute</w:t>
+                <w:color w:val="EA580C"/>
+                <w:sz w:val="16"/>
+              </w:rPr>
+              <w:t>Moyenne</w:t>
             </w:r>
           </w:p>
         </w:tc>
@@ -2408,7 +4208,7 @@
                 <w:i w:val="0"/>
                 <w:sz w:val="16"/>
               </w:rPr>
-              <w:t>S11</w:t>
+              <w:t>S02</w:t>
               <w:br/>
             </w:r>
             <w:r>
@@ -2418,7 +4218,7 @@
                 <w:color w:val="64748B"/>
                 <w:sz w:val="14"/>
               </w:rPr>
-              <w:t>Logement / cadre de vie</w:t>
+              <w:t>Éducation</w:t>
             </w:r>
           </w:p>
         </w:tc>
@@ -2434,7 +4234,7 @@
                 <w:color w:val="16A34A"/>
                 <w:sz w:val="16"/>
               </w:rPr>
-              <w:t>s01q47__1, s01q47__2, s01q47__3, s01q47__4, s01q47__5, s01q47__6, s01q47__7, s02q15</w:t>
+              <w:t>s01q23, s01q00b, s01q23_autre</w:t>
             </w:r>
           </w:p>
         </w:tc>
@@ -2465,7 +4265,7 @@
                 <w:i w:val="0"/>
                 <w:sz w:val="17"/>
               </w:rPr>
-              <w:t>Le montant de l'eau acheté auprès des vendeurs ou auprès d'un autre ménage au cours de 30 derniers jours est de 8000 FCFA qui semble incoherent, prière de vérifier la question 11.25 auprès du ménage ou confirmer.</w:t>
+              <w:t>Le domaine que EL HADJI WAGUE bénéficié de cette formation est ECOLE NATIONALE D ADMIN8STRATION /CED et semble exister dans les modalités, prière de prendre attache avec le QG pour plus d'explication afin de la classer bien.</w:t>
             </w:r>
           </w:p>
         </w:tc>
@@ -2480,10 +4280,10 @@
               <w:rPr>
                 <w:b/>
                 <w:i w:val="0"/>
-                <w:color w:val="DC2626"/>
-                <w:sz w:val="16"/>
-              </w:rPr>
-              <w:t>Haute</w:t>
+                <w:color w:val="EA580C"/>
+                <w:sz w:val="16"/>
+              </w:rPr>
+              <w:t>Moyenne</w:t>
             </w:r>
           </w:p>
         </w:tc>
@@ -2498,7 +4298,7 @@
                 <w:i w:val="0"/>
                 <w:sz w:val="16"/>
               </w:rPr>
-              <w:t>S11</w:t>
+              <w:t>S02</w:t>
               <w:br/>
             </w:r>
             <w:r>
@@ -2508,7 +4308,7 @@
                 <w:color w:val="64748B"/>
                 <w:sz w:val="14"/>
               </w:rPr>
-              <w:t>Logement / cadre de vie</w:t>
+              <w:t>Éducation</w:t>
             </w:r>
           </w:p>
         </w:tc>
@@ -2524,7 +4324,7 @@
                 <w:color w:val="16A34A"/>
                 <w:sz w:val="16"/>
               </w:rPr>
-              <w:t>s01q36, s01q38, s04q24, s02q13, s11q35a, s11q35b_code</w:t>
+              <w:t>—</w:t>
             </w:r>
           </w:p>
         </w:tc>
@@ -2555,7 +4355,7 @@
                 <w:i w:val="0"/>
                 <w:sz w:val="17"/>
               </w:rPr>
-              <w:t>Le montant de la dernière facture d'électricité est de 70000 FCFA Mensuel qui semble incohérent, Prière de vérifier les questions 11.35a et 11.35b auprès du ménage ou confirmer.</w:t>
+              <w:t>Le montant des frais de cantines ou de restauration (90000 FCFA) pour l'année scolaire de ALIOU NIANE qui fréquente 3ème année de Maternelle semble élevé.</w:t>
             </w:r>
           </w:p>
         </w:tc>
@@ -2588,7 +4388,7 @@
                 <w:i w:val="0"/>
                 <w:sz w:val="16"/>
               </w:rPr>
-              <w:t>S00</w:t>
+              <w:t>S02</w:t>
               <w:br/>
             </w:r>
             <w:r>
@@ -2598,7 +4398,7 @@
                 <w:color w:val="64748B"/>
                 <w:sz w:val="14"/>
               </w:rPr>
-              <w:t>Identification</w:t>
+              <w:t>Éducation</w:t>
             </w:r>
           </w:p>
         </w:tc>
@@ -2614,7 +4414,7 @@
                 <w:color w:val="16A34A"/>
                 <w:sz w:val="16"/>
               </w:rPr>
-              <w:t>s00q07a, s00q08, s00q10, s00q13_0, s00q15_0, s00q17_0, s00q23a, s00q23b</w:t>
+              <w:t>—</w:t>
             </w:r>
           </w:p>
         </w:tc>
@@ -2645,1987 +4445,7 @@
                 <w:i w:val="0"/>
                 <w:sz w:val="17"/>
               </w:rPr>
-              <w:t>Le questionnaire est completé mais il reste certainnes infomations du ménage à faire dans la section 0, prière de renseigner ces informations.</w:t>
-            </w:r>
-          </w:p>
-        </w:tc>
-      </w:tr>
-      <w:tr>
-        <w:tc>
-          <w:tcPr>
-            <w:tcW w:type="dxa" w:w="964"/>
-          </w:tcPr>
-          <w:p>
-            <w:r>
-              <w:rPr>
-                <w:b/>
-                <w:i w:val="0"/>
-                <w:color w:val="EA580C"/>
-                <w:sz w:val="16"/>
-              </w:rPr>
-              <w:t>Moyenne</w:t>
-            </w:r>
-          </w:p>
-        </w:tc>
-        <w:tc>
-          <w:tcPr>
-            <w:tcW w:type="dxa" w:w="1247"/>
-          </w:tcPr>
-          <w:p>
-            <w:r>
-              <w:rPr>
-                <w:b/>
-                <w:i w:val="0"/>
-                <w:sz w:val="16"/>
-              </w:rPr>
-              <w:t>S00</w:t>
-              <w:br/>
-            </w:r>
-            <w:r>
-              <w:rPr>
-                <w:b w:val="0"/>
-                <w:i w:val="0"/>
-                <w:color w:val="64748B"/>
-                <w:sz w:val="14"/>
-              </w:rPr>
-              <w:t>Identification</w:t>
-            </w:r>
-          </w:p>
-        </w:tc>
-        <w:tc>
-          <w:tcPr>
-            <w:tcW w:type="dxa" w:w="1531"/>
-          </w:tcPr>
-          <w:p>
-            <w:r>
-              <w:rPr>
-                <w:b/>
-                <w:i w:val="0"/>
-                <w:color w:val="16A34A"/>
-                <w:sz w:val="16"/>
-              </w:rPr>
-              <w:t>s00q07a, s00q08, s00q10, s00q13_0, s00q15_0, s00q17_0, s00q23a, s00q23b</w:t>
-            </w:r>
-          </w:p>
-        </w:tc>
-        <w:tc>
-          <w:tcPr>
-            <w:tcW w:type="dxa" w:w="1191"/>
-          </w:tcPr>
-          <w:p>
-            <w:r>
-              <w:rPr>
-                <w:b w:val="0"/>
-                <w:i w:val="0"/>
-                <w:color w:val="64748B"/>
-                <w:sz w:val="16"/>
-              </w:rPr>
-              <w:t>GT-CQ</w:t>
-            </w:r>
-          </w:p>
-        </w:tc>
-        <w:tc>
-          <w:tcPr>
-            <w:tcW w:type="dxa" w:w="4706"/>
-          </w:tcPr>
-          <w:p>
-            <w:r>
-              <w:rPr>
-                <w:b w:val="0"/>
-                <w:i w:val="0"/>
-                <w:sz w:val="17"/>
-              </w:rPr>
-              <w:t>Prière de renseigner toutes les informations du ménage dans la section 0 avant d'entamer les autres informations.</w:t>
-            </w:r>
-          </w:p>
-        </w:tc>
-      </w:tr>
-      <w:tr>
-        <w:tc>
-          <w:tcPr>
-            <w:tcW w:type="dxa" w:w="964"/>
-          </w:tcPr>
-          <w:p>
-            <w:r>
-              <w:rPr>
-                <w:b/>
-                <w:i w:val="0"/>
-                <w:color w:val="EA580C"/>
-                <w:sz w:val="16"/>
-              </w:rPr>
-              <w:t>Moyenne</w:t>
-            </w:r>
-          </w:p>
-        </w:tc>
-        <w:tc>
-          <w:tcPr>
-            <w:tcW w:type="dxa" w:w="1247"/>
-          </w:tcPr>
-          <w:p>
-            <w:r>
-              <w:rPr>
-                <w:b/>
-                <w:i w:val="0"/>
-                <w:sz w:val="16"/>
-              </w:rPr>
-              <w:t>S00</w:t>
-              <w:br/>
-            </w:r>
-            <w:r>
-              <w:rPr>
-                <w:b w:val="0"/>
-                <w:i w:val="0"/>
-                <w:color w:val="64748B"/>
-                <w:sz w:val="14"/>
-              </w:rPr>
-              <w:t>Identification</w:t>
-            </w:r>
-          </w:p>
-        </w:tc>
-        <w:tc>
-          <w:tcPr>
-            <w:tcW w:type="dxa" w:w="1531"/>
-          </w:tcPr>
-          <w:p>
-            <w:r>
-              <w:rPr>
-                <w:b/>
-                <w:i w:val="0"/>
-                <w:color w:val="16A34A"/>
-                <w:sz w:val="16"/>
-              </w:rPr>
-              <w:t>s00q27</w:t>
-            </w:r>
-          </w:p>
-        </w:tc>
-        <w:tc>
-          <w:tcPr>
-            <w:tcW w:type="dxa" w:w="1191"/>
-          </w:tcPr>
-          <w:p>
-            <w:r>
-              <w:rPr>
-                <w:b w:val="0"/>
-                <w:i w:val="0"/>
-                <w:color w:val="64748B"/>
-                <w:sz w:val="16"/>
-              </w:rPr>
-              <w:t>GT-CQ</w:t>
-            </w:r>
-          </w:p>
-        </w:tc>
-        <w:tc>
-          <w:tcPr>
-            <w:tcW w:type="dxa" w:w="4706"/>
-          </w:tcPr>
-          <w:p>
-            <w:r>
-              <w:rPr>
-                <w:b w:val="0"/>
-                <w:i w:val="0"/>
-                <w:sz w:val="17"/>
-              </w:rPr>
-              <w:t>Le questionnaire semble ne pas être complètement fini mais le questionnaire est en statut complet, prière de compléter le questionnaire.</w:t>
-            </w:r>
-          </w:p>
-        </w:tc>
-      </w:tr>
-      <w:tr>
-        <w:tc>
-          <w:tcPr>
-            <w:tcW w:type="dxa" w:w="964"/>
-          </w:tcPr>
-          <w:p>
-            <w:r>
-              <w:rPr>
-                <w:b/>
-                <w:i w:val="0"/>
-                <w:color w:val="EA580C"/>
-                <w:sz w:val="16"/>
-              </w:rPr>
-              <w:t>Moyenne</w:t>
-            </w:r>
-          </w:p>
-        </w:tc>
-        <w:tc>
-          <w:tcPr>
-            <w:tcW w:type="dxa" w:w="1247"/>
-          </w:tcPr>
-          <w:p>
-            <w:r>
-              <w:rPr>
-                <w:b/>
-                <w:i w:val="0"/>
-                <w:sz w:val="16"/>
-              </w:rPr>
-              <w:t>S00</w:t>
-              <w:br/>
-            </w:r>
-            <w:r>
-              <w:rPr>
-                <w:b w:val="0"/>
-                <w:i w:val="0"/>
-                <w:color w:val="64748B"/>
-                <w:sz w:val="14"/>
-              </w:rPr>
-              <w:t>Identification</w:t>
-            </w:r>
-          </w:p>
-        </w:tc>
-        <w:tc>
-          <w:tcPr>
-            <w:tcW w:type="dxa" w:w="1531"/>
-          </w:tcPr>
-          <w:p>
-            <w:r>
-              <w:rPr>
-                <w:b/>
-                <w:i w:val="0"/>
-                <w:color w:val="16A34A"/>
-                <w:sz w:val="16"/>
-              </w:rPr>
-              <w:t>—</w:t>
-            </w:r>
-          </w:p>
-        </w:tc>
-        <w:tc>
-          <w:tcPr>
-            <w:tcW w:type="dxa" w:w="1191"/>
-          </w:tcPr>
-          <w:p>
-            <w:r>
-              <w:rPr>
-                <w:b w:val="0"/>
-                <w:i w:val="0"/>
-                <w:color w:val="64748B"/>
-                <w:sz w:val="16"/>
-              </w:rPr>
-              <w:t>GT-CQ</w:t>
-            </w:r>
-          </w:p>
-        </w:tc>
-        <w:tc>
-          <w:tcPr>
-            <w:tcW w:type="dxa" w:w="4706"/>
-          </w:tcPr>
-          <w:p>
-            <w:r>
-              <w:rPr>
-                <w:b w:val="0"/>
-                <w:i w:val="0"/>
-                <w:sz w:val="17"/>
-              </w:rPr>
-              <w:t>Attention! Il manque des informations non renseignées dans la section 0, prière de regarder toutes les autres informations dans l'identification du ménage (IDENTIFICATION ET RENSEIGNEMENTS DE CONTROLE) ou dans OBSERVATIONS pour pouvoir renseigné toutes les questions liées au ménage.</w:t>
-            </w:r>
-          </w:p>
-        </w:tc>
-      </w:tr>
-      <w:tr>
-        <w:tc>
-          <w:tcPr>
-            <w:tcW w:type="dxa" w:w="964"/>
-          </w:tcPr>
-          <w:p>
-            <w:r>
-              <w:rPr>
-                <w:b/>
-                <w:i w:val="0"/>
-                <w:color w:val="EA580C"/>
-                <w:sz w:val="16"/>
-              </w:rPr>
-              <w:t>Moyenne</w:t>
-            </w:r>
-          </w:p>
-        </w:tc>
-        <w:tc>
-          <w:tcPr>
-            <w:tcW w:type="dxa" w:w="1247"/>
-          </w:tcPr>
-          <w:p>
-            <w:r>
-              <w:rPr>
-                <w:b/>
-                <w:i w:val="0"/>
-                <w:sz w:val="16"/>
-              </w:rPr>
-              <w:t>S01</w:t>
-              <w:br/>
-            </w:r>
-            <w:r>
-              <w:rPr>
-                <w:b w:val="0"/>
-                <w:i w:val="0"/>
-                <w:color w:val="64748B"/>
-                <w:sz w:val="14"/>
-              </w:rPr>
-              <w:t>Démographie</w:t>
-            </w:r>
-          </w:p>
-        </w:tc>
-        <w:tc>
-          <w:tcPr>
-            <w:tcW w:type="dxa" w:w="1531"/>
-          </w:tcPr>
-          <w:p>
-            <w:r>
-              <w:rPr>
-                <w:b/>
-                <w:i w:val="0"/>
-                <w:color w:val="16A34A"/>
-                <w:sz w:val="16"/>
-              </w:rPr>
-              <w:t>—</w:t>
-            </w:r>
-          </w:p>
-        </w:tc>
-        <w:tc>
-          <w:tcPr>
-            <w:tcW w:type="dxa" w:w="1191"/>
-          </w:tcPr>
-          <w:p>
-            <w:r>
-              <w:rPr>
-                <w:b w:val="0"/>
-                <w:i w:val="0"/>
-                <w:color w:val="64748B"/>
-                <w:sz w:val="16"/>
-              </w:rPr>
-              <w:t>GT-CQ</w:t>
-            </w:r>
-          </w:p>
-        </w:tc>
-        <w:tc>
-          <w:tcPr>
-            <w:tcW w:type="dxa" w:w="4706"/>
-          </w:tcPr>
-          <w:p>
-            <w:r>
-              <w:rPr>
-                <w:b w:val="0"/>
-                <w:i w:val="0"/>
-                <w:sz w:val="17"/>
-              </w:rPr>
-              <w:t>Prière de verifier l'information donnée par ABDOU AKIM  WAGUE ou corriger au niveau de la section 1.</w:t>
-            </w:r>
-          </w:p>
-        </w:tc>
-      </w:tr>
-      <w:tr>
-        <w:tc>
-          <w:tcPr>
-            <w:tcW w:type="dxa" w:w="964"/>
-          </w:tcPr>
-          <w:p>
-            <w:r>
-              <w:rPr>
-                <w:b/>
-                <w:i w:val="0"/>
-                <w:color w:val="EA580C"/>
-                <w:sz w:val="16"/>
-              </w:rPr>
-              <w:t>Moyenne</w:t>
-            </w:r>
-          </w:p>
-        </w:tc>
-        <w:tc>
-          <w:tcPr>
-            <w:tcW w:type="dxa" w:w="1247"/>
-          </w:tcPr>
-          <w:p>
-            <w:r>
-              <w:rPr>
-                <w:b/>
-                <w:i w:val="0"/>
-                <w:sz w:val="16"/>
-              </w:rPr>
-              <w:t>S01</w:t>
-              <w:br/>
-            </w:r>
-            <w:r>
-              <w:rPr>
-                <w:b w:val="0"/>
-                <w:i w:val="0"/>
-                <w:color w:val="64748B"/>
-                <w:sz w:val="14"/>
-              </w:rPr>
-              <w:t>Démographie</w:t>
-            </w:r>
-          </w:p>
-        </w:tc>
-        <w:tc>
-          <w:tcPr>
-            <w:tcW w:type="dxa" w:w="1531"/>
-          </w:tcPr>
-          <w:p>
-            <w:r>
-              <w:rPr>
-                <w:b/>
-                <w:i w:val="0"/>
-                <w:color w:val="16A34A"/>
-                <w:sz w:val="16"/>
-              </w:rPr>
-              <w:t>—</w:t>
-            </w:r>
-          </w:p>
-        </w:tc>
-        <w:tc>
-          <w:tcPr>
-            <w:tcW w:type="dxa" w:w="1191"/>
-          </w:tcPr>
-          <w:p>
-            <w:r>
-              <w:rPr>
-                <w:b w:val="0"/>
-                <w:i w:val="0"/>
-                <w:color w:val="64748B"/>
-                <w:sz w:val="16"/>
-              </w:rPr>
-              <w:t>GT-CQ</w:t>
-            </w:r>
-          </w:p>
-        </w:tc>
-        <w:tc>
-          <w:tcPr>
-            <w:tcW w:type="dxa" w:w="4706"/>
-          </w:tcPr>
-          <w:p>
-            <w:r>
-              <w:rPr>
-                <w:b w:val="0"/>
-                <w:i w:val="0"/>
-                <w:sz w:val="17"/>
-              </w:rPr>
-              <w:t>Prière de verifier l'information donnée par ALASSANE NIANE ou corriger au niveau de la section 1.</w:t>
-            </w:r>
-          </w:p>
-        </w:tc>
-      </w:tr>
-      <w:tr>
-        <w:tc>
-          <w:tcPr>
-            <w:tcW w:type="dxa" w:w="964"/>
-          </w:tcPr>
-          <w:p>
-            <w:r>
-              <w:rPr>
-                <w:b/>
-                <w:i w:val="0"/>
-                <w:color w:val="EA580C"/>
-                <w:sz w:val="16"/>
-              </w:rPr>
-              <w:t>Moyenne</w:t>
-            </w:r>
-          </w:p>
-        </w:tc>
-        <w:tc>
-          <w:tcPr>
-            <w:tcW w:type="dxa" w:w="1247"/>
-          </w:tcPr>
-          <w:p>
-            <w:r>
-              <w:rPr>
-                <w:b/>
-                <w:i w:val="0"/>
-                <w:sz w:val="16"/>
-              </w:rPr>
-              <w:t>S01</w:t>
-              <w:br/>
-            </w:r>
-            <w:r>
-              <w:rPr>
-                <w:b w:val="0"/>
-                <w:i w:val="0"/>
-                <w:color w:val="64748B"/>
-                <w:sz w:val="14"/>
-              </w:rPr>
-              <w:t>Démographie</w:t>
-            </w:r>
-          </w:p>
-        </w:tc>
-        <w:tc>
-          <w:tcPr>
-            <w:tcW w:type="dxa" w:w="1531"/>
-          </w:tcPr>
-          <w:p>
-            <w:r>
-              <w:rPr>
-                <w:b/>
-                <w:i w:val="0"/>
-                <w:color w:val="16A34A"/>
-                <w:sz w:val="16"/>
-              </w:rPr>
-              <w:t>—</w:t>
-            </w:r>
-          </w:p>
-        </w:tc>
-        <w:tc>
-          <w:tcPr>
-            <w:tcW w:type="dxa" w:w="1191"/>
-          </w:tcPr>
-          <w:p>
-            <w:r>
-              <w:rPr>
-                <w:b w:val="0"/>
-                <w:i w:val="0"/>
-                <w:color w:val="64748B"/>
-                <w:sz w:val="16"/>
-              </w:rPr>
-              <w:t>GT-CQ</w:t>
-            </w:r>
-          </w:p>
-        </w:tc>
-        <w:tc>
-          <w:tcPr>
-            <w:tcW w:type="dxa" w:w="4706"/>
-          </w:tcPr>
-          <w:p>
-            <w:r>
-              <w:rPr>
-                <w:b w:val="0"/>
-                <w:i w:val="0"/>
-                <w:sz w:val="17"/>
-              </w:rPr>
-              <w:t>Prière de verifier l'information donnée par ALIOU NIANE ou corriger au niveau de la section 1.</w:t>
-            </w:r>
-          </w:p>
-        </w:tc>
-      </w:tr>
-      <w:tr>
-        <w:tc>
-          <w:tcPr>
-            <w:tcW w:type="dxa" w:w="964"/>
-          </w:tcPr>
-          <w:p>
-            <w:r>
-              <w:rPr>
-                <w:b/>
-                <w:i w:val="0"/>
-                <w:color w:val="EA580C"/>
-                <w:sz w:val="16"/>
-              </w:rPr>
-              <w:t>Moyenne</w:t>
-            </w:r>
-          </w:p>
-        </w:tc>
-        <w:tc>
-          <w:tcPr>
-            <w:tcW w:type="dxa" w:w="1247"/>
-          </w:tcPr>
-          <w:p>
-            <w:r>
-              <w:rPr>
-                <w:b/>
-                <w:i w:val="0"/>
-                <w:sz w:val="16"/>
-              </w:rPr>
-              <w:t>S01</w:t>
-              <w:br/>
-            </w:r>
-            <w:r>
-              <w:rPr>
-                <w:b w:val="0"/>
-                <w:i w:val="0"/>
-                <w:color w:val="64748B"/>
-                <w:sz w:val="14"/>
-              </w:rPr>
-              <w:t>Démographie</w:t>
-            </w:r>
-          </w:p>
-        </w:tc>
-        <w:tc>
-          <w:tcPr>
-            <w:tcW w:type="dxa" w:w="1531"/>
-          </w:tcPr>
-          <w:p>
-            <w:r>
-              <w:rPr>
-                <w:b/>
-                <w:i w:val="0"/>
-                <w:color w:val="16A34A"/>
-                <w:sz w:val="16"/>
-              </w:rPr>
-              <w:t>—</w:t>
-            </w:r>
-          </w:p>
-        </w:tc>
-        <w:tc>
-          <w:tcPr>
-            <w:tcW w:type="dxa" w:w="1191"/>
-          </w:tcPr>
-          <w:p>
-            <w:r>
-              <w:rPr>
-                <w:b w:val="0"/>
-                <w:i w:val="0"/>
-                <w:color w:val="64748B"/>
-                <w:sz w:val="16"/>
-              </w:rPr>
-              <w:t>GT-CQ</w:t>
-            </w:r>
-          </w:p>
-        </w:tc>
-        <w:tc>
-          <w:tcPr>
-            <w:tcW w:type="dxa" w:w="4706"/>
-          </w:tcPr>
-          <w:p>
-            <w:r>
-              <w:rPr>
-                <w:b w:val="0"/>
-                <w:i w:val="0"/>
-                <w:sz w:val="17"/>
-              </w:rPr>
-              <w:t>Prière de verifier l'information donnée par AMINATA DIENG ou corriger au niveau de la section 1.</w:t>
-            </w:r>
-          </w:p>
-        </w:tc>
-      </w:tr>
-      <w:tr>
-        <w:tc>
-          <w:tcPr>
-            <w:tcW w:type="dxa" w:w="964"/>
-          </w:tcPr>
-          <w:p>
-            <w:r>
-              <w:rPr>
-                <w:b/>
-                <w:i w:val="0"/>
-                <w:color w:val="EA580C"/>
-                <w:sz w:val="16"/>
-              </w:rPr>
-              <w:t>Moyenne</w:t>
-            </w:r>
-          </w:p>
-        </w:tc>
-        <w:tc>
-          <w:tcPr>
-            <w:tcW w:type="dxa" w:w="1247"/>
-          </w:tcPr>
-          <w:p>
-            <w:r>
-              <w:rPr>
-                <w:b/>
-                <w:i w:val="0"/>
-                <w:sz w:val="16"/>
-              </w:rPr>
-              <w:t>S01</w:t>
-              <w:br/>
-            </w:r>
-            <w:r>
-              <w:rPr>
-                <w:b w:val="0"/>
-                <w:i w:val="0"/>
-                <w:color w:val="64748B"/>
-                <w:sz w:val="14"/>
-              </w:rPr>
-              <w:t>Démographie</w:t>
-            </w:r>
-          </w:p>
-        </w:tc>
-        <w:tc>
-          <w:tcPr>
-            <w:tcW w:type="dxa" w:w="1531"/>
-          </w:tcPr>
-          <w:p>
-            <w:r>
-              <w:rPr>
-                <w:b/>
-                <w:i w:val="0"/>
-                <w:color w:val="16A34A"/>
-                <w:sz w:val="16"/>
-              </w:rPr>
-              <w:t>s00q07a, s00q08, s00q10, s00q13_0, s00q15_0, s00q17_0, s00q23a, s00q23b</w:t>
-            </w:r>
-          </w:p>
-        </w:tc>
-        <w:tc>
-          <w:tcPr>
-            <w:tcW w:type="dxa" w:w="1191"/>
-          </w:tcPr>
-          <w:p>
-            <w:r>
-              <w:rPr>
-                <w:b w:val="0"/>
-                <w:i w:val="0"/>
-                <w:color w:val="64748B"/>
-                <w:sz w:val="16"/>
-              </w:rPr>
-              <w:t>GT-CQ</w:t>
-            </w:r>
-          </w:p>
-        </w:tc>
-        <w:tc>
-          <w:tcPr>
-            <w:tcW w:type="dxa" w:w="4706"/>
-          </w:tcPr>
-          <w:p>
-            <w:r>
-              <w:rPr>
-                <w:b w:val="0"/>
-                <w:i w:val="0"/>
-                <w:sz w:val="17"/>
-              </w:rPr>
-              <w:t>Prière de renseigner le sexe ou le lien de parenté de  ISSA WAGUE  merci.</w:t>
-            </w:r>
-          </w:p>
-        </w:tc>
-      </w:tr>
-      <w:tr>
-        <w:tc>
-          <w:tcPr>
-            <w:tcW w:type="dxa" w:w="964"/>
-          </w:tcPr>
-          <w:p>
-            <w:r>
-              <w:rPr>
-                <w:b/>
-                <w:i w:val="0"/>
-                <w:color w:val="EA580C"/>
-                <w:sz w:val="16"/>
-              </w:rPr>
-              <w:t>Moyenne</w:t>
-            </w:r>
-          </w:p>
-        </w:tc>
-        <w:tc>
-          <w:tcPr>
-            <w:tcW w:type="dxa" w:w="1247"/>
-          </w:tcPr>
-          <w:p>
-            <w:r>
-              <w:rPr>
-                <w:b/>
-                <w:i w:val="0"/>
-                <w:sz w:val="16"/>
-              </w:rPr>
-              <w:t>S01</w:t>
-              <w:br/>
-            </w:r>
-            <w:r>
-              <w:rPr>
-                <w:b w:val="0"/>
-                <w:i w:val="0"/>
-                <w:color w:val="64748B"/>
-                <w:sz w:val="14"/>
-              </w:rPr>
-              <w:t>Démographie</w:t>
-            </w:r>
-          </w:p>
-        </w:tc>
-        <w:tc>
-          <w:tcPr>
-            <w:tcW w:type="dxa" w:w="1531"/>
-          </w:tcPr>
-          <w:p>
-            <w:r>
-              <w:rPr>
-                <w:b/>
-                <w:i w:val="0"/>
-                <w:color w:val="16A34A"/>
-                <w:sz w:val="16"/>
-              </w:rPr>
-              <w:t>s00q07a, s00q08, s00q10, s00q13_0, s00q15_0, s00q17_0, s00q23a, s00q23b</w:t>
-            </w:r>
-          </w:p>
-        </w:tc>
-        <w:tc>
-          <w:tcPr>
-            <w:tcW w:type="dxa" w:w="1191"/>
-          </w:tcPr>
-          <w:p>
-            <w:r>
-              <w:rPr>
-                <w:b w:val="0"/>
-                <w:i w:val="0"/>
-                <w:color w:val="64748B"/>
-                <w:sz w:val="16"/>
-              </w:rPr>
-              <w:t>GT-CQ</w:t>
-            </w:r>
-          </w:p>
-        </w:tc>
-        <w:tc>
-          <w:tcPr>
-            <w:tcW w:type="dxa" w:w="4706"/>
-          </w:tcPr>
-          <w:p>
-            <w:r>
-              <w:rPr>
-                <w:b w:val="0"/>
-                <w:i w:val="0"/>
-                <w:sz w:val="17"/>
-              </w:rPr>
-              <w:t>Prière de renseigner le sexe ou le lien de parenté de  MAREME DIOP  merci.</w:t>
-            </w:r>
-          </w:p>
-        </w:tc>
-      </w:tr>
-      <w:tr>
-        <w:tc>
-          <w:tcPr>
-            <w:tcW w:type="dxa" w:w="964"/>
-          </w:tcPr>
-          <w:p>
-            <w:r>
-              <w:rPr>
-                <w:b/>
-                <w:i w:val="0"/>
-                <w:color w:val="EA580C"/>
-                <w:sz w:val="16"/>
-              </w:rPr>
-              <w:t>Moyenne</w:t>
-            </w:r>
-          </w:p>
-        </w:tc>
-        <w:tc>
-          <w:tcPr>
-            <w:tcW w:type="dxa" w:w="1247"/>
-          </w:tcPr>
-          <w:p>
-            <w:r>
-              <w:rPr>
-                <w:b/>
-                <w:i w:val="0"/>
-                <w:sz w:val="16"/>
-              </w:rPr>
-              <w:t>S01</w:t>
-              <w:br/>
-            </w:r>
-            <w:r>
-              <w:rPr>
-                <w:b w:val="0"/>
-                <w:i w:val="0"/>
-                <w:color w:val="64748B"/>
-                <w:sz w:val="14"/>
-              </w:rPr>
-              <w:t>Démographie</w:t>
-            </w:r>
-          </w:p>
-        </w:tc>
-        <w:tc>
-          <w:tcPr>
-            <w:tcW w:type="dxa" w:w="1531"/>
-          </w:tcPr>
-          <w:p>
-            <w:r>
-              <w:rPr>
-                <w:b/>
-                <w:i w:val="0"/>
-                <w:color w:val="16A34A"/>
-                <w:sz w:val="16"/>
-              </w:rPr>
-              <w:t>—</w:t>
-            </w:r>
-          </w:p>
-        </w:tc>
-        <w:tc>
-          <w:tcPr>
-            <w:tcW w:type="dxa" w:w="1191"/>
-          </w:tcPr>
-          <w:p>
-            <w:r>
-              <w:rPr>
-                <w:b w:val="0"/>
-                <w:i w:val="0"/>
-                <w:color w:val="64748B"/>
-                <w:sz w:val="16"/>
-              </w:rPr>
-              <w:t>GT-CQ</w:t>
-            </w:r>
-          </w:p>
-        </w:tc>
-        <w:tc>
-          <w:tcPr>
-            <w:tcW w:type="dxa" w:w="4706"/>
-          </w:tcPr>
-          <w:p>
-            <w:r>
-              <w:rPr>
-                <w:b w:val="0"/>
-                <w:i w:val="0"/>
-                <w:sz w:val="17"/>
-              </w:rPr>
-              <w:t>Prière de verifier l'information donnée par ARAME WAGUE ou corriger au niveau de la section 1.</w:t>
-            </w:r>
-          </w:p>
-        </w:tc>
-      </w:tr>
-      <w:tr>
-        <w:tc>
-          <w:tcPr>
-            <w:tcW w:type="dxa" w:w="964"/>
-          </w:tcPr>
-          <w:p>
-            <w:r>
-              <w:rPr>
-                <w:b/>
-                <w:i w:val="0"/>
-                <w:color w:val="EA580C"/>
-                <w:sz w:val="16"/>
-              </w:rPr>
-              <w:t>Moyenne</w:t>
-            </w:r>
-          </w:p>
-        </w:tc>
-        <w:tc>
-          <w:tcPr>
-            <w:tcW w:type="dxa" w:w="1247"/>
-          </w:tcPr>
-          <w:p>
-            <w:r>
-              <w:rPr>
-                <w:b/>
-                <w:i w:val="0"/>
-                <w:sz w:val="16"/>
-              </w:rPr>
-              <w:t>S01</w:t>
-              <w:br/>
-            </w:r>
-            <w:r>
-              <w:rPr>
-                <w:b w:val="0"/>
-                <w:i w:val="0"/>
-                <w:color w:val="64748B"/>
-                <w:sz w:val="14"/>
-              </w:rPr>
-              <w:t>Démographie</w:t>
-            </w:r>
-          </w:p>
-        </w:tc>
-        <w:tc>
-          <w:tcPr>
-            <w:tcW w:type="dxa" w:w="1531"/>
-          </w:tcPr>
-          <w:p>
-            <w:r>
-              <w:rPr>
-                <w:b/>
-                <w:i w:val="0"/>
-                <w:color w:val="16A34A"/>
-                <w:sz w:val="16"/>
-              </w:rPr>
-              <w:t>—</w:t>
-            </w:r>
-          </w:p>
-        </w:tc>
-        <w:tc>
-          <w:tcPr>
-            <w:tcW w:type="dxa" w:w="1191"/>
-          </w:tcPr>
-          <w:p>
-            <w:r>
-              <w:rPr>
-                <w:b w:val="0"/>
-                <w:i w:val="0"/>
-                <w:color w:val="64748B"/>
-                <w:sz w:val="16"/>
-              </w:rPr>
-              <w:t>GT-CQ</w:t>
-            </w:r>
-          </w:p>
-        </w:tc>
-        <w:tc>
-          <w:tcPr>
-            <w:tcW w:type="dxa" w:w="4706"/>
-          </w:tcPr>
-          <w:p>
-            <w:r>
-              <w:rPr>
-                <w:b w:val="0"/>
-                <w:i w:val="0"/>
-                <w:sz w:val="17"/>
-              </w:rPr>
-              <w:t>Prière de verifier l'information donnée par MOUHAMED  AIDARA  WAGUE ou corriger au niveau de la section 1.</w:t>
-            </w:r>
-          </w:p>
-        </w:tc>
-      </w:tr>
-      <w:tr>
-        <w:tc>
-          <w:tcPr>
-            <w:tcW w:type="dxa" w:w="964"/>
-          </w:tcPr>
-          <w:p>
-            <w:r>
-              <w:rPr>
-                <w:b/>
-                <w:i w:val="0"/>
-                <w:color w:val="EA580C"/>
-                <w:sz w:val="16"/>
-              </w:rPr>
-              <w:t>Moyenne</w:t>
-            </w:r>
-          </w:p>
-        </w:tc>
-        <w:tc>
-          <w:tcPr>
-            <w:tcW w:type="dxa" w:w="1247"/>
-          </w:tcPr>
-          <w:p>
-            <w:r>
-              <w:rPr>
-                <w:b/>
-                <w:i w:val="0"/>
-                <w:sz w:val="16"/>
-              </w:rPr>
-              <w:t>S01</w:t>
-              <w:br/>
-            </w:r>
-            <w:r>
-              <w:rPr>
-                <w:b w:val="0"/>
-                <w:i w:val="0"/>
-                <w:color w:val="64748B"/>
-                <w:sz w:val="14"/>
-              </w:rPr>
-              <w:t>Démographie</w:t>
-            </w:r>
-          </w:p>
-        </w:tc>
-        <w:tc>
-          <w:tcPr>
-            <w:tcW w:type="dxa" w:w="1531"/>
-          </w:tcPr>
-          <w:p>
-            <w:r>
-              <w:rPr>
-                <w:b/>
-                <w:i w:val="0"/>
-                <w:color w:val="16A34A"/>
-                <w:sz w:val="16"/>
-              </w:rPr>
-              <w:t>s01q10_1</w:t>
-            </w:r>
-          </w:p>
-        </w:tc>
-        <w:tc>
-          <w:tcPr>
-            <w:tcW w:type="dxa" w:w="1191"/>
-          </w:tcPr>
-          <w:p>
-            <w:r>
-              <w:rPr>
-                <w:b w:val="0"/>
-                <w:i w:val="0"/>
-                <w:color w:val="64748B"/>
-                <w:sz w:val="16"/>
-              </w:rPr>
-              <w:t>GT-CQ</w:t>
-            </w:r>
-          </w:p>
-        </w:tc>
-        <w:tc>
-          <w:tcPr>
-            <w:tcW w:type="dxa" w:w="4706"/>
-          </w:tcPr>
-          <w:p>
-            <w:r>
-              <w:rPr>
-                <w:b w:val="0"/>
-                <w:i w:val="0"/>
-                <w:sz w:val="17"/>
-              </w:rPr>
-              <w:t>La taille du ménage lors de l'enquête principale (12) de ce ménage est inférieur à la taille du denombrement (18), prière de fournir des explications concrètes ou aller revisiter le ménage.</w:t>
-            </w:r>
-          </w:p>
-        </w:tc>
-      </w:tr>
-      <w:tr>
-        <w:tc>
-          <w:tcPr>
-            <w:tcW w:type="dxa" w:w="964"/>
-          </w:tcPr>
-          <w:p>
-            <w:r>
-              <w:rPr>
-                <w:b/>
-                <w:i w:val="0"/>
-                <w:color w:val="EA580C"/>
-                <w:sz w:val="16"/>
-              </w:rPr>
-              <w:t>Moyenne</w:t>
-            </w:r>
-          </w:p>
-        </w:tc>
-        <w:tc>
-          <w:tcPr>
-            <w:tcW w:type="dxa" w:w="1247"/>
-          </w:tcPr>
-          <w:p>
-            <w:r>
-              <w:rPr>
-                <w:b/>
-                <w:i w:val="0"/>
-                <w:sz w:val="16"/>
-              </w:rPr>
-              <w:t>S01</w:t>
-              <w:br/>
-            </w:r>
-            <w:r>
-              <w:rPr>
-                <w:b w:val="0"/>
-                <w:i w:val="0"/>
-                <w:color w:val="64748B"/>
-                <w:sz w:val="14"/>
-              </w:rPr>
-              <w:t>Démographie</w:t>
-            </w:r>
-          </w:p>
-        </w:tc>
-        <w:tc>
-          <w:tcPr>
-            <w:tcW w:type="dxa" w:w="1531"/>
-          </w:tcPr>
-          <w:p>
-            <w:r>
-              <w:rPr>
-                <w:b/>
-                <w:i w:val="0"/>
-                <w:color w:val="16A34A"/>
-                <w:sz w:val="16"/>
-              </w:rPr>
-              <w:t>s01q08</w:t>
-            </w:r>
-          </w:p>
-        </w:tc>
-        <w:tc>
-          <w:tcPr>
-            <w:tcW w:type="dxa" w:w="1191"/>
-          </w:tcPr>
-          <w:p>
-            <w:r>
-              <w:rPr>
-                <w:b w:val="0"/>
-                <w:i w:val="0"/>
-                <w:color w:val="64748B"/>
-                <w:sz w:val="16"/>
-              </w:rPr>
-              <w:t>Natif SuSo</w:t>
-            </w:r>
-          </w:p>
-        </w:tc>
-        <w:tc>
-          <w:tcPr>
-            <w:tcW w:type="dxa" w:w="4706"/>
-          </w:tcPr>
-          <w:p>
-            <w:r>
-              <w:rPr>
-                <w:b w:val="0"/>
-                <w:i w:val="0"/>
-                <w:sz w:val="17"/>
-              </w:rPr>
-              <w:t>Incohérence. Vous avez confirmez dans la question précédente qu'il n'y avait aucun membre conjoint(e) du CM en (1.02). Alors %rostertitle% qui est chef de ménage n'a aucun (e) conjoint (e) qui vit dans le ménage. Veuillez corriger.</w:t>
-            </w:r>
-          </w:p>
-        </w:tc>
-      </w:tr>
-      <w:tr>
-        <w:tc>
-          <w:tcPr>
-            <w:tcW w:type="dxa" w:w="964"/>
-          </w:tcPr>
-          <w:p>
-            <w:r>
-              <w:rPr>
-                <w:b/>
-                <w:i w:val="0"/>
-                <w:color w:val="EA580C"/>
-                <w:sz w:val="16"/>
-              </w:rPr>
-              <w:t>Moyenne</w:t>
-            </w:r>
-          </w:p>
-        </w:tc>
-        <w:tc>
-          <w:tcPr>
-            <w:tcW w:type="dxa" w:w="1247"/>
-          </w:tcPr>
-          <w:p>
-            <w:r>
-              <w:rPr>
-                <w:b/>
-                <w:i w:val="0"/>
-                <w:sz w:val="16"/>
-              </w:rPr>
-              <w:t>S01</w:t>
-              <w:br/>
-            </w:r>
-            <w:r>
-              <w:rPr>
-                <w:b w:val="0"/>
-                <w:i w:val="0"/>
-                <w:color w:val="64748B"/>
-                <w:sz w:val="14"/>
-              </w:rPr>
-              <w:t>Démographie</w:t>
-            </w:r>
-          </w:p>
-        </w:tc>
-        <w:tc>
-          <w:tcPr>
-            <w:tcW w:type="dxa" w:w="1531"/>
-          </w:tcPr>
-          <w:p>
-            <w:r>
-              <w:rPr>
-                <w:b/>
-                <w:i w:val="0"/>
-                <w:color w:val="16A34A"/>
-                <w:sz w:val="16"/>
-              </w:rPr>
-              <w:t>s01q32</w:t>
-            </w:r>
-          </w:p>
-        </w:tc>
-        <w:tc>
-          <w:tcPr>
-            <w:tcW w:type="dxa" w:w="1191"/>
-          </w:tcPr>
-          <w:p>
-            <w:r>
-              <w:rPr>
-                <w:b w:val="0"/>
-                <w:i w:val="0"/>
-                <w:color w:val="64748B"/>
-                <w:sz w:val="16"/>
-              </w:rPr>
-              <w:t>Natif SuSo</w:t>
-            </w:r>
-          </w:p>
-        </w:tc>
-        <w:tc>
-          <w:tcPr>
-            <w:tcW w:type="dxa" w:w="4706"/>
-          </w:tcPr>
-          <w:p>
-            <w:r>
-              <w:rPr>
-                <w:b w:val="0"/>
-                <w:i w:val="0"/>
-                <w:sz w:val="17"/>
-              </w:rPr>
-              <w:t>Incohérence. %rostertitle% est enfant d'un homme CM qui n'a aucune conjointe vivant dans le ménage. Il est donc peu problable que sa mère habite le ménage. Veuillez vérifier corriger</w:t>
-            </w:r>
-          </w:p>
-        </w:tc>
-      </w:tr>
-      <w:tr>
-        <w:tc>
-          <w:tcPr>
-            <w:tcW w:type="dxa" w:w="964"/>
-          </w:tcPr>
-          <w:p>
-            <w:r>
-              <w:rPr>
-                <w:b/>
-                <w:i w:val="0"/>
-                <w:color w:val="EA580C"/>
-                <w:sz w:val="16"/>
-              </w:rPr>
-              <w:t>Moyenne</w:t>
-            </w:r>
-          </w:p>
-        </w:tc>
-        <w:tc>
-          <w:tcPr>
-            <w:tcW w:type="dxa" w:w="1247"/>
-          </w:tcPr>
-          <w:p>
-            <w:r>
-              <w:rPr>
-                <w:b/>
-                <w:i w:val="0"/>
-                <w:sz w:val="16"/>
-              </w:rPr>
-              <w:t>S02</w:t>
-              <w:br/>
-            </w:r>
-            <w:r>
-              <w:rPr>
-                <w:b w:val="0"/>
-                <w:i w:val="0"/>
-                <w:color w:val="64748B"/>
-                <w:sz w:val="14"/>
-              </w:rPr>
-              <w:t>Éducation</w:t>
-            </w:r>
-          </w:p>
-        </w:tc>
-        <w:tc>
-          <w:tcPr>
-            <w:tcW w:type="dxa" w:w="1531"/>
-          </w:tcPr>
-          <w:p>
-            <w:r>
-              <w:rPr>
-                <w:b/>
-                <w:i w:val="0"/>
-                <w:color w:val="16A34A"/>
-                <w:sz w:val="16"/>
-              </w:rPr>
-              <w:t>—</w:t>
-            </w:r>
-          </w:p>
-        </w:tc>
-        <w:tc>
-          <w:tcPr>
-            <w:tcW w:type="dxa" w:w="1191"/>
-          </w:tcPr>
-          <w:p>
-            <w:r>
-              <w:rPr>
-                <w:b w:val="0"/>
-                <w:i w:val="0"/>
-                <w:color w:val="64748B"/>
-                <w:sz w:val="16"/>
-              </w:rPr>
-              <w:t>GT-CQ</w:t>
-            </w:r>
-          </w:p>
-        </w:tc>
-        <w:tc>
-          <w:tcPr>
-            <w:tcW w:type="dxa" w:w="4706"/>
-          </w:tcPr>
-          <w:p>
-            <w:r>
-              <w:rPr>
-                <w:b w:val="0"/>
-                <w:i w:val="0"/>
-                <w:sz w:val="17"/>
-              </w:rPr>
-              <w:t>veuillez, s'il vous plait, confirmer la cotisation ( 2000 FCFA) payée de ALIOU NIANE avec le QG ou apporter les corrections nécessaires.</w:t>
-            </w:r>
-          </w:p>
-        </w:tc>
-      </w:tr>
-      <w:tr>
-        <w:tc>
-          <w:tcPr>
-            <w:tcW w:type="dxa" w:w="964"/>
-          </w:tcPr>
-          <w:p>
-            <w:r>
-              <w:rPr>
-                <w:b/>
-                <w:i w:val="0"/>
-                <w:color w:val="EA580C"/>
-                <w:sz w:val="16"/>
-              </w:rPr>
-              <w:t>Moyenne</w:t>
-            </w:r>
-          </w:p>
-        </w:tc>
-        <w:tc>
-          <w:tcPr>
-            <w:tcW w:type="dxa" w:w="1247"/>
-          </w:tcPr>
-          <w:p>
-            <w:r>
-              <w:rPr>
-                <w:b/>
-                <w:i w:val="0"/>
-                <w:sz w:val="16"/>
-              </w:rPr>
-              <w:t>S02</w:t>
-              <w:br/>
-            </w:r>
-            <w:r>
-              <w:rPr>
-                <w:b w:val="0"/>
-                <w:i w:val="0"/>
-                <w:color w:val="64748B"/>
-                <w:sz w:val="14"/>
-              </w:rPr>
-              <w:t>Éducation</w:t>
-            </w:r>
-          </w:p>
-        </w:tc>
-        <w:tc>
-          <w:tcPr>
-            <w:tcW w:type="dxa" w:w="1531"/>
-          </w:tcPr>
-          <w:p>
-            <w:r>
-              <w:rPr>
-                <w:b/>
-                <w:i w:val="0"/>
-                <w:color w:val="16A34A"/>
-                <w:sz w:val="16"/>
-              </w:rPr>
-              <w:t>—</w:t>
-            </w:r>
-          </w:p>
-        </w:tc>
-        <w:tc>
-          <w:tcPr>
-            <w:tcW w:type="dxa" w:w="1191"/>
-          </w:tcPr>
-          <w:p>
-            <w:r>
-              <w:rPr>
-                <w:b w:val="0"/>
-                <w:i w:val="0"/>
-                <w:color w:val="64748B"/>
-                <w:sz w:val="16"/>
-              </w:rPr>
-              <w:t>GT-CQ</w:t>
-            </w:r>
-          </w:p>
-        </w:tc>
-        <w:tc>
-          <w:tcPr>
-            <w:tcW w:type="dxa" w:w="4706"/>
-          </w:tcPr>
-          <w:p>
-            <w:r>
-              <w:rPr>
-                <w:b w:val="0"/>
-                <w:i w:val="0"/>
-                <w:sz w:val="17"/>
-              </w:rPr>
-              <w:t>Le montant des frais de cantines ou de restauration (90000 FCFA) pour l'année scolaire de ALIOU NIANE qui fréquente 3ème année de Maternelle semble élevé.</w:t>
-            </w:r>
-          </w:p>
-        </w:tc>
-      </w:tr>
-      <w:tr>
-        <w:tc>
-          <w:tcPr>
-            <w:tcW w:type="dxa" w:w="964"/>
-          </w:tcPr>
-          <w:p>
-            <w:r>
-              <w:rPr>
-                <w:b/>
-                <w:i w:val="0"/>
-                <w:color w:val="EA580C"/>
-                <w:sz w:val="16"/>
-              </w:rPr>
-              <w:t>Moyenne</w:t>
-            </w:r>
-          </w:p>
-        </w:tc>
-        <w:tc>
-          <w:tcPr>
-            <w:tcW w:type="dxa" w:w="1247"/>
-          </w:tcPr>
-          <w:p>
-            <w:r>
-              <w:rPr>
-                <w:b/>
-                <w:i w:val="0"/>
-                <w:sz w:val="16"/>
-              </w:rPr>
-              <w:t>S02</w:t>
-              <w:br/>
-            </w:r>
-            <w:r>
-              <w:rPr>
-                <w:b w:val="0"/>
-                <w:i w:val="0"/>
-                <w:color w:val="64748B"/>
-                <w:sz w:val="14"/>
-              </w:rPr>
-              <w:t>Éducation</w:t>
-            </w:r>
-          </w:p>
-        </w:tc>
-        <w:tc>
-          <w:tcPr>
-            <w:tcW w:type="dxa" w:w="1531"/>
-          </w:tcPr>
-          <w:p>
-            <w:r>
-              <w:rPr>
-                <w:b/>
-                <w:i w:val="0"/>
-                <w:color w:val="16A34A"/>
-                <w:sz w:val="16"/>
-              </w:rPr>
-              <w:t>—</w:t>
-            </w:r>
-          </w:p>
-        </w:tc>
-        <w:tc>
-          <w:tcPr>
-            <w:tcW w:type="dxa" w:w="1191"/>
-          </w:tcPr>
-          <w:p>
-            <w:r>
-              <w:rPr>
-                <w:b w:val="0"/>
-                <w:i w:val="0"/>
-                <w:color w:val="64748B"/>
-                <w:sz w:val="16"/>
-              </w:rPr>
-              <w:t>GT-CQ</w:t>
-            </w:r>
-          </w:p>
-        </w:tc>
-        <w:tc>
-          <w:tcPr>
-            <w:tcW w:type="dxa" w:w="4706"/>
-          </w:tcPr>
-          <w:p>
-            <w:r>
-              <w:rPr>
-                <w:b w:val="0"/>
-                <w:i w:val="0"/>
-                <w:sz w:val="17"/>
-              </w:rPr>
               <w:t>Veuillez, s'il vous plait, confirmer ces informations avec le QG ou apporter les corrections nécessaires.</w:t>
-            </w:r>
-          </w:p>
-        </w:tc>
-      </w:tr>
-      <w:tr>
-        <w:tc>
-          <w:tcPr>
-            <w:tcW w:type="dxa" w:w="964"/>
-          </w:tcPr>
-          <w:p>
-            <w:r>
-              <w:rPr>
-                <w:b/>
-                <w:i w:val="0"/>
-                <w:color w:val="EA580C"/>
-                <w:sz w:val="16"/>
-              </w:rPr>
-              <w:t>Moyenne</w:t>
-            </w:r>
-          </w:p>
-        </w:tc>
-        <w:tc>
-          <w:tcPr>
-            <w:tcW w:type="dxa" w:w="1247"/>
-          </w:tcPr>
-          <w:p>
-            <w:r>
-              <w:rPr>
-                <w:b/>
-                <w:i w:val="0"/>
-                <w:sz w:val="16"/>
-              </w:rPr>
-              <w:t>S02</w:t>
-              <w:br/>
-            </w:r>
-            <w:r>
-              <w:rPr>
-                <w:b w:val="0"/>
-                <w:i w:val="0"/>
-                <w:color w:val="64748B"/>
-                <w:sz w:val="14"/>
-              </w:rPr>
-              <w:t>Éducation</w:t>
-            </w:r>
-          </w:p>
-        </w:tc>
-        <w:tc>
-          <w:tcPr>
-            <w:tcW w:type="dxa" w:w="1531"/>
-          </w:tcPr>
-          <w:p>
-            <w:r>
-              <w:rPr>
-                <w:b/>
-                <w:i w:val="0"/>
-                <w:color w:val="16A34A"/>
-                <w:sz w:val="16"/>
-              </w:rPr>
-              <w:t>s01q25, s01q29, s01q30, s04q46, s01q00b</w:t>
-            </w:r>
-          </w:p>
-        </w:tc>
-        <w:tc>
-          <w:tcPr>
-            <w:tcW w:type="dxa" w:w="1191"/>
-          </w:tcPr>
-          <w:p>
-            <w:r>
-              <w:rPr>
-                <w:b w:val="0"/>
-                <w:i w:val="0"/>
-                <w:color w:val="64748B"/>
-                <w:sz w:val="16"/>
-              </w:rPr>
-              <w:t>GT-CQ</w:t>
-            </w:r>
-          </w:p>
-        </w:tc>
-        <w:tc>
-          <w:tcPr>
-            <w:tcW w:type="dxa" w:w="4706"/>
-          </w:tcPr>
-          <w:p>
-            <w:r>
-              <w:rPr>
-                <w:b w:val="0"/>
-                <w:i w:val="0"/>
-                <w:sz w:val="17"/>
-              </w:rPr>
-              <w:t>Il manque des informations non renseignées de ABDOU AKIM  WAGUE , prière de renseignés toutes les questions liées à ABDOU AKIM  WAGUE .</w:t>
-            </w:r>
-          </w:p>
-        </w:tc>
-      </w:tr>
-      <w:tr>
-        <w:tc>
-          <w:tcPr>
-            <w:tcW w:type="dxa" w:w="964"/>
-          </w:tcPr>
-          <w:p>
-            <w:r>
-              <w:rPr>
-                <w:b/>
-                <w:i w:val="0"/>
-                <w:color w:val="EA580C"/>
-                <w:sz w:val="16"/>
-              </w:rPr>
-              <w:t>Moyenne</w:t>
-            </w:r>
-          </w:p>
-        </w:tc>
-        <w:tc>
-          <w:tcPr>
-            <w:tcW w:type="dxa" w:w="1247"/>
-          </w:tcPr>
-          <w:p>
-            <w:r>
-              <w:rPr>
-                <w:b/>
-                <w:i w:val="0"/>
-                <w:sz w:val="16"/>
-              </w:rPr>
-              <w:t>S02</w:t>
-              <w:br/>
-            </w:r>
-            <w:r>
-              <w:rPr>
-                <w:b w:val="0"/>
-                <w:i w:val="0"/>
-                <w:color w:val="64748B"/>
-                <w:sz w:val="14"/>
-              </w:rPr>
-              <w:t>Éducation</w:t>
-            </w:r>
-          </w:p>
-        </w:tc>
-        <w:tc>
-          <w:tcPr>
-            <w:tcW w:type="dxa" w:w="1531"/>
-          </w:tcPr>
-          <w:p>
-            <w:r>
-              <w:rPr>
-                <w:b/>
-                <w:i w:val="0"/>
-                <w:color w:val="16A34A"/>
-                <w:sz w:val="16"/>
-              </w:rPr>
-              <w:t>—</w:t>
-            </w:r>
-          </w:p>
-        </w:tc>
-        <w:tc>
-          <w:tcPr>
-            <w:tcW w:type="dxa" w:w="1191"/>
-          </w:tcPr>
-          <w:p>
-            <w:r>
-              <w:rPr>
-                <w:b w:val="0"/>
-                <w:i w:val="0"/>
-                <w:color w:val="64748B"/>
-                <w:sz w:val="16"/>
-              </w:rPr>
-              <w:t>GT-CQ</w:t>
-            </w:r>
-          </w:p>
-        </w:tc>
-        <w:tc>
-          <w:tcPr>
-            <w:tcW w:type="dxa" w:w="4706"/>
-          </w:tcPr>
-          <w:p>
-            <w:r>
-              <w:rPr>
-                <w:b w:val="0"/>
-                <w:i w:val="0"/>
-                <w:sz w:val="17"/>
-              </w:rPr>
-              <w:t>Merci de bien vouloir changé 2.04 en OUI et renseigné toutes les autres informations qui concerne DJEUMBE   GUEYE .</w:t>
-            </w:r>
-          </w:p>
-        </w:tc>
-      </w:tr>
-      <w:tr>
-        <w:tc>
-          <w:tcPr>
-            <w:tcW w:type="dxa" w:w="964"/>
-          </w:tcPr>
-          <w:p>
-            <w:r>
-              <w:rPr>
-                <w:b/>
-                <w:i w:val="0"/>
-                <w:color w:val="EA580C"/>
-                <w:sz w:val="16"/>
-              </w:rPr>
-              <w:t>Moyenne</w:t>
-            </w:r>
-          </w:p>
-        </w:tc>
-        <w:tc>
-          <w:tcPr>
-            <w:tcW w:type="dxa" w:w="1247"/>
-          </w:tcPr>
-          <w:p>
-            <w:r>
-              <w:rPr>
-                <w:b/>
-                <w:i w:val="0"/>
-                <w:sz w:val="16"/>
-              </w:rPr>
-              <w:t>S02</w:t>
-              <w:br/>
-            </w:r>
-            <w:r>
-              <w:rPr>
-                <w:b w:val="0"/>
-                <w:i w:val="0"/>
-                <w:color w:val="64748B"/>
-                <w:sz w:val="14"/>
-              </w:rPr>
-              <w:t>Éducation</w:t>
-            </w:r>
-          </w:p>
-        </w:tc>
-        <w:tc>
-          <w:tcPr>
-            <w:tcW w:type="dxa" w:w="1531"/>
-          </w:tcPr>
-          <w:p>
-            <w:r>
-              <w:rPr>
-                <w:b/>
-                <w:i w:val="0"/>
-                <w:color w:val="16A34A"/>
-                <w:sz w:val="16"/>
-              </w:rPr>
-              <w:t>s01q23, s01q00b, s01q23_autre</w:t>
-            </w:r>
-          </w:p>
-        </w:tc>
-        <w:tc>
-          <w:tcPr>
-            <w:tcW w:type="dxa" w:w="1191"/>
-          </w:tcPr>
-          <w:p>
-            <w:r>
-              <w:rPr>
-                <w:b w:val="0"/>
-                <w:i w:val="0"/>
-                <w:color w:val="64748B"/>
-                <w:sz w:val="16"/>
-              </w:rPr>
-              <w:t>GT-CQ</w:t>
-            </w:r>
-          </w:p>
-        </w:tc>
-        <w:tc>
-          <w:tcPr>
-            <w:tcW w:type="dxa" w:w="4706"/>
-          </w:tcPr>
-          <w:p>
-            <w:r>
-              <w:rPr>
-                <w:b w:val="0"/>
-                <w:i w:val="0"/>
-                <w:sz w:val="17"/>
-              </w:rPr>
-              <w:t>Le domaine que ARAME WAGUE bénéficié de cette formation est santé et semble exister dans les modalités, prière de prendre attache avec le QG pour plus d'explication afin de la classer bien.</w:t>
-            </w:r>
-          </w:p>
-        </w:tc>
-      </w:tr>
-      <w:tr>
-        <w:tc>
-          <w:tcPr>
-            <w:tcW w:type="dxa" w:w="964"/>
-          </w:tcPr>
-          <w:p>
-            <w:r>
-              <w:rPr>
-                <w:b/>
-                <w:i w:val="0"/>
-                <w:color w:val="EA580C"/>
-                <w:sz w:val="16"/>
-              </w:rPr>
-              <w:t>Moyenne</w:t>
-            </w:r>
-          </w:p>
-        </w:tc>
-        <w:tc>
-          <w:tcPr>
-            <w:tcW w:type="dxa" w:w="1247"/>
-          </w:tcPr>
-          <w:p>
-            <w:r>
-              <w:rPr>
-                <w:b/>
-                <w:i w:val="0"/>
-                <w:sz w:val="16"/>
-              </w:rPr>
-              <w:t>S02</w:t>
-              <w:br/>
-            </w:r>
-            <w:r>
-              <w:rPr>
-                <w:b w:val="0"/>
-                <w:i w:val="0"/>
-                <w:color w:val="64748B"/>
-                <w:sz w:val="14"/>
-              </w:rPr>
-              <w:t>Éducation</w:t>
-            </w:r>
-          </w:p>
-        </w:tc>
-        <w:tc>
-          <w:tcPr>
-            <w:tcW w:type="dxa" w:w="1531"/>
-          </w:tcPr>
-          <w:p>
-            <w:r>
-              <w:rPr>
-                <w:b/>
-                <w:i w:val="0"/>
-                <w:color w:val="16A34A"/>
-                <w:sz w:val="16"/>
-              </w:rPr>
-              <w:t>—</w:t>
-            </w:r>
-          </w:p>
-        </w:tc>
-        <w:tc>
-          <w:tcPr>
-            <w:tcW w:type="dxa" w:w="1191"/>
-          </w:tcPr>
-          <w:p>
-            <w:r>
-              <w:rPr>
-                <w:b w:val="0"/>
-                <w:i w:val="0"/>
-                <w:color w:val="64748B"/>
-                <w:sz w:val="16"/>
-              </w:rPr>
-              <w:t>GT-CQ</w:t>
-            </w:r>
-          </w:p>
-        </w:tc>
-        <w:tc>
-          <w:tcPr>
-            <w:tcW w:type="dxa" w:w="4706"/>
-          </w:tcPr>
-          <w:p>
-            <w:r>
-              <w:rPr>
-                <w:b w:val="0"/>
-                <w:i w:val="0"/>
-                <w:sz w:val="17"/>
-              </w:rPr>
-              <w:t>Prière de vous adresser à ARAME WAGUE pour avoir l'année exacte.</w:t>
-            </w:r>
-          </w:p>
-        </w:tc>
-      </w:tr>
-      <w:tr>
-        <w:tc>
-          <w:tcPr>
-            <w:tcW w:type="dxa" w:w="964"/>
-          </w:tcPr>
-          <w:p>
-            <w:r>
-              <w:rPr>
-                <w:b/>
-                <w:i w:val="0"/>
-                <w:color w:val="EA580C"/>
-                <w:sz w:val="16"/>
-              </w:rPr>
-              <w:t>Moyenne</w:t>
-            </w:r>
-          </w:p>
-        </w:tc>
-        <w:tc>
-          <w:tcPr>
-            <w:tcW w:type="dxa" w:w="1247"/>
-          </w:tcPr>
-          <w:p>
-            <w:r>
-              <w:rPr>
-                <w:b/>
-                <w:i w:val="0"/>
-                <w:sz w:val="16"/>
-              </w:rPr>
-              <w:t>S02</w:t>
-              <w:br/>
-            </w:r>
-            <w:r>
-              <w:rPr>
-                <w:b w:val="0"/>
-                <w:i w:val="0"/>
-                <w:color w:val="64748B"/>
-                <w:sz w:val="14"/>
-              </w:rPr>
-              <w:t>Éducation</w:t>
-            </w:r>
-          </w:p>
-        </w:tc>
-        <w:tc>
-          <w:tcPr>
-            <w:tcW w:type="dxa" w:w="1531"/>
-          </w:tcPr>
-          <w:p>
-            <w:r>
-              <w:rPr>
-                <w:b/>
-                <w:i w:val="0"/>
-                <w:color w:val="16A34A"/>
-                <w:sz w:val="16"/>
-              </w:rPr>
-              <w:t>s01q23, s01q00b, s01q23_autre</w:t>
-            </w:r>
-          </w:p>
-        </w:tc>
-        <w:tc>
-          <w:tcPr>
-            <w:tcW w:type="dxa" w:w="1191"/>
-          </w:tcPr>
-          <w:p>
-            <w:r>
-              <w:rPr>
-                <w:b w:val="0"/>
-                <w:i w:val="0"/>
-                <w:color w:val="64748B"/>
-                <w:sz w:val="16"/>
-              </w:rPr>
-              <w:t>GT-CQ</w:t>
-            </w:r>
-          </w:p>
-        </w:tc>
-        <w:tc>
-          <w:tcPr>
-            <w:tcW w:type="dxa" w:w="4706"/>
-          </w:tcPr>
-          <w:p>
-            <w:r>
-              <w:rPr>
-                <w:b w:val="0"/>
-                <w:i w:val="0"/>
-                <w:sz w:val="17"/>
-              </w:rPr>
-              <w:t>Le domaine que EL HADJI WAGUE bénéficié de cette formation est ECOLE NATIONALE D ADMIN8STRATION /CED et semble exister dans les modalités, prière de prendre attache avec le QG pour plus d'explication afin de la classer bien.</w:t>
             </w:r>
           </w:p>
         </w:tc>
